--- a/docs/wine-fund/contract/匿名組合契約書_合同会社WineBankP5_高山様ご指摘対応_修正履歴付_20261020v7.docx
+++ b/docs/wine-fund/contract/匿名組合契約書_合同会社WineBankP5_高山様ご指摘対応_修正履歴付_20261020v7.docx
@@ -3520,6 +3520,227 @@
       <w:pPr>
         <w:keepNext/>
         <w:rPr>
+          <w:ins w:id="40121" w:author="株式会社WineBank" w:date="2026-10-18T00:00:00Z"/>
+        </w:rPr>
+      </w:pPr>
+      <w:commentRangeStart w:id="12"/>
+      <w:ins w:id="40122" w:author="株式会社WineBank" w:date="2026-10-18T00:00:00Z">
+        <w:r>
+          <w:rPr>
+            <w:rFonts w:ascii="ＭＳ 明朝" w:hAnsi="ＭＳ 明朝" w:hint="eastAsia"/>
+          </w:rPr>
+          <w:t xml:space="preserve">第9条の2（優先回収及び最終精算）</w:t>
+        </w:r>
+      </w:ins>
+      <w:commentRangeEnd w:id="12"/>
+      <w:r>
+        <w:rPr>
+          <w:rStyle w:val="CommentReference"/>
+        </w:rPr>
+        <w:commentReference w:id="12"/>
+      </w:r>
+    </w:p>
+    <w:p>
+      <w:pPr>
+        <w:tabs>
+          <w:tab w:val="left" w:pos="518"/>
+        </w:tabs>
+        <w:ind w:left="518" w:hanging="518"/>
+        <w:rPr>
+          <w:ins w:id="40123" w:author="株式会社WineBank" w:date="2026-10-18T00:00:00Z"/>
+        </w:rPr>
+      </w:pPr>
+      <w:ins w:id="40124" w:author="株式会社WineBank" w:date="2026-10-18T00:00:00Z">
+        <w:r>
+          <w:rPr>
+            <w:rFonts w:ascii="ＭＳ 明朝" w:hAnsi="ＭＳ 明朝" w:hint="eastAsia"/>
+          </w:rPr>
+          <w:t xml:space="preserve">1</w:t>
+          <w:tab/>
+          <w:t xml:space="preserve">当初出資実行日から24ヶ月を経過した日以後の計算期日において、直前12ヶ月間の本事業の売上高が、全ての本件匿名組合員の当初の出資金の合計額に0.6を乗じた額（総額5億円の場合は3億円、総額10億円の場合は6億円）を下回った場合（以下「優先回収事由」という。）、営業者は、遅滞なくその旨を本出資者に通知し、以後、本財産たるワインその他の酒類の新たな取得を行わないものとする。</w:t>
+        </w:r>
+      </w:ins>
+    </w:p>
+    <w:p>
+      <w:pPr>
+        <w:tabs>
+          <w:tab w:val="left" w:pos="518"/>
+        </w:tabs>
+        <w:ind w:left="518" w:hanging="518"/>
+        <w:rPr>
+          <w:ins w:id="40125" w:author="株式会社WineBank" w:date="2026-10-18T00:00:00Z"/>
+        </w:rPr>
+      </w:pPr>
+      <w:ins w:id="40126" w:author="株式会社WineBank" w:date="2026-10-18T00:00:00Z">
+        <w:r>
+          <w:rPr>
+            <w:rFonts w:ascii="ＭＳ 明朝" w:hAnsi="ＭＳ 明朝" w:hint="eastAsia"/>
+          </w:rPr>
+          <w:t xml:space="preserve">2</w:t>
+          <w:tab/>
+          <w:t xml:space="preserve">優先回収事由が生じた場合、営業者は、第9条第6項にかかわらず、各計算期日の翌月末日までに、営業者口座の残高から本事業の費用（管理報酬を含む。）及び営業者が合理的に必要と判断して留保する額を控除した残額を、次の各号の順序により分配する。</w:t>
+        </w:r>
+      </w:ins>
+    </w:p>
+    <w:p>
+      <w:pPr>
+        <w:tabs>
+          <w:tab w:val="left" w:pos="1260"/>
+        </w:tabs>
+        <w:ind w:left="1260" w:hanging="742"/>
+        <w:rPr>
+          <w:ins w:id="40127" w:author="株式会社WineBank" w:date="2026-10-18T00:00:00Z"/>
+        </w:rPr>
+      </w:pPr>
+      <w:ins w:id="40128" w:author="株式会社WineBank" w:date="2026-10-18T00:00:00Z">
+        <w:r>
+          <w:rPr>
+            <w:rFonts w:ascii="ＭＳ 明朝" w:hAnsi="ＭＳ 明朝" w:hint="eastAsia"/>
+          </w:rPr>
+          <w:t xml:space="preserve">（1）</w:t>
+          <w:tab/>
+          <w:t xml:space="preserve">受託者及びその関係者を除く本件匿名組合員（以下「優先組合員」という。）に対し、その出資金の残高に年10%を乗じた額（1年を365日とする日割計算とし、未払額は累積する。）</w:t>
+        </w:r>
+      </w:ins>
+    </w:p>
+    <w:p>
+      <w:pPr>
+        <w:tabs>
+          <w:tab w:val="left" w:pos="1260"/>
+        </w:tabs>
+        <w:ind w:left="1260" w:hanging="742"/>
+        <w:rPr>
+          <w:ins w:id="40129" w:author="株式会社WineBank" w:date="2026-10-18T00:00:00Z"/>
+        </w:rPr>
+      </w:pPr>
+      <w:ins w:id="40130" w:author="株式会社WineBank" w:date="2026-10-18T00:00:00Z">
+        <w:r>
+          <w:rPr>
+            <w:rFonts w:ascii="ＭＳ 明朝" w:hAnsi="ＭＳ 明朝" w:hint="eastAsia"/>
+          </w:rPr>
+          <w:t xml:space="preserve">（2）</w:t>
+          <w:tab/>
+          <w:t xml:space="preserve">優先組合員に対し、その出資金の残高に達するまでの出資の価額の返還</w:t>
+        </w:r>
+      </w:ins>
+    </w:p>
+    <w:p>
+      <w:pPr>
+        <w:tabs>
+          <w:tab w:val="left" w:pos="1260"/>
+        </w:tabs>
+        <w:ind w:left="1260" w:hanging="742"/>
+        <w:rPr>
+          <w:ins w:id="40131" w:author="株式会社WineBank" w:date="2026-10-18T00:00:00Z"/>
+        </w:rPr>
+      </w:pPr>
+      <w:ins w:id="40132" w:author="株式会社WineBank" w:date="2026-10-18T00:00:00Z">
+        <w:r>
+          <w:rPr>
+            <w:rFonts w:ascii="ＭＳ 明朝" w:hAnsi="ＭＳ 明朝" w:hint="eastAsia"/>
+          </w:rPr>
+          <w:t xml:space="preserve">（3）</w:t>
+          <w:tab/>
+          <w:t xml:space="preserve">受託者に対し、その出資金の残高に達するまでの出資の価額の返還</w:t>
+        </w:r>
+      </w:ins>
+    </w:p>
+    <w:p>
+      <w:pPr>
+        <w:tabs>
+          <w:tab w:val="left" w:pos="1260"/>
+        </w:tabs>
+        <w:ind w:left="1260" w:hanging="742"/>
+        <w:rPr>
+          <w:ins w:id="40133" w:author="株式会社WineBank" w:date="2026-10-18T00:00:00Z"/>
+        </w:rPr>
+      </w:pPr>
+      <w:ins w:id="40134" w:author="株式会社WineBank" w:date="2026-10-18T00:00:00Z">
+        <w:r>
+          <w:rPr>
+            <w:rFonts w:ascii="ＭＳ 明朝" w:hAnsi="ＭＳ 明朝" w:hint="eastAsia"/>
+          </w:rPr>
+          <w:t xml:space="preserve">（4）</w:t>
+          <w:tab/>
+          <w:t xml:space="preserve">残額は、出資割合に応じて分配</w:t>
+        </w:r>
+      </w:ins>
+    </w:p>
+    <w:p>
+      <w:pPr>
+        <w:tabs>
+          <w:tab w:val="left" w:pos="518"/>
+        </w:tabs>
+        <w:ind w:left="518" w:hanging="518"/>
+        <w:rPr>
+          <w:ins w:id="40135" w:author="株式会社WineBank" w:date="2026-10-18T00:00:00Z"/>
+        </w:rPr>
+      </w:pPr>
+      <w:ins w:id="40136" w:author="株式会社WineBank" w:date="2026-10-18T00:00:00Z">
+        <w:r>
+          <w:rPr>
+            <w:rFonts w:ascii="ＭＳ 明朝" w:hAnsi="ＭＳ 明朝" w:hint="eastAsia"/>
+          </w:rPr>
+          <w:t xml:space="preserve">3</w:t>
+          <w:tab/>
+          <w:t xml:space="preserve">前項に基づく分配は、本契約の終了に伴う最終の精算までの間の仮の分配とする。営業者は、第16条に基づく換価の完了後、本契約の期間を通じた本損益の合計額を出資割合に応じて帰属させたものとして各本件匿名組合員が受けるべき分配額及び出資の価額の返還額の合計額（以下「最終帰属額」という。）を算定し、既に分配又は返還した額との差額を精算する。</w:t>
+        </w:r>
+      </w:ins>
+    </w:p>
+    <w:p>
+      <w:pPr>
+        <w:tabs>
+          <w:tab w:val="left" w:pos="518"/>
+        </w:tabs>
+        <w:ind w:left="518" w:hanging="518"/>
+        <w:rPr>
+          <w:ins w:id="40137" w:author="株式会社WineBank" w:date="2026-10-18T00:00:00Z"/>
+        </w:rPr>
+      </w:pPr>
+      <w:commentRangeStart w:id="13"/>
+      <w:ins w:id="40138" w:author="株式会社WineBank" w:date="2026-10-18T00:00:00Z">
+        <w:r>
+          <w:rPr>
+            <w:rFonts w:ascii="ＭＳ 明朝" w:hAnsi="ＭＳ 明朝" w:hint="eastAsia"/>
+          </w:rPr>
+          <w:t xml:space="preserve">4</w:t>
+          <w:tab/>
+          <w:t xml:space="preserve">前項の精算において、本出資者が既に受領した額の合計額が最終帰属額を超える場合、当該超過額は、本出資者に対する未払の分配金又は返還金と相殺し、なお残る超過額は、本出資者が営業者の書面による請求を受けた日から30日以内に営業者に返還する。但し、返還額は第2項第1号及び第2号に基づき本出資者が受領した額の合計額を上限とし、本出資者が負担する本損失の累計額は第9条第5項に定める出資金の額の限度を超えないものとする。</w:t>
+        </w:r>
+      </w:ins>
+      <w:commentRangeEnd w:id="13"/>
+      <w:r>
+        <w:rPr>
+          <w:rStyle w:val="CommentReference"/>
+        </w:rPr>
+        <w:commentReference w:id="13"/>
+      </w:r>
+    </w:p>
+    <w:p>
+      <w:pPr>
+        <w:tabs>
+          <w:tab w:val="left" w:pos="518"/>
+        </w:tabs>
+        <w:ind w:left="518" w:hanging="518"/>
+        <w:rPr>
+          <w:ins w:id="40139" w:author="株式会社WineBank" w:date="2026-10-18T00:00:00Z"/>
+        </w:rPr>
+      </w:pPr>
+      <w:ins w:id="40140" w:author="株式会社WineBank" w:date="2026-10-18T00:00:00Z">
+        <w:r>
+          <w:rPr>
+            <w:rFonts w:ascii="ＭＳ 明朝" w:hAnsi="ＭＳ 明朝" w:hint="eastAsia"/>
+          </w:rPr>
+          <w:t xml:space="preserve">5</w:t>
+          <w:tab/>
+          <w:t xml:space="preserve">本条は、本出資者の出資金の返還又は収益を保証するものではなく、営業者及び受託者は、本条に定めるもののほか、本出資者に対しいかなる支払義務も負わない。管理報酬は、優先回収事由が生じた後も第11条第2項に従い支払われる。</w:t>
+        </w:r>
+      </w:ins>
+    </w:p>
+    <w:p>
+      <w:pPr>
+        <w:keepNext/>
+        <w:rPr>
           <w:rFonts w:ascii="ＭＳ 明朝" w:hAnsi="ＭＳ 明朝"/>
         </w:rPr>
       </w:pPr>
@@ -3791,13 +4012,109 @@
           <w:rFonts w:ascii="ＭＳ 明朝" w:hAnsi="ＭＳ 明朝"/>
         </w:rPr>
       </w:pPr>
+      <w:commentRangeStart w:id="14"/>
       <w:r>
         <w:rPr>
           <w:rFonts w:ascii="ＭＳ 明朝" w:hAnsi="ＭＳ 明朝" w:hint="eastAsia"/>
         </w:rPr>
         <w:t xml:space="preserve">2</w:t>
         <w:tab/>
-        <w:t xml:space="preserve">営業者は、管理委託契約第4条第1項に定める受託者の報酬（以下「管理報酬」という。）として、各計算期間の末日における全ての本件匿名組合員の出資金の残高の合計額に年2.0%を乗じ、4で除した額（計算期間が3ヶ月に満たない場合は、年2.0%を乗じた額を1年を365日とする当該計算期間の日数により日割計算した額とし、1円未満の端数は切り捨てる。）並びにこれに係る消費税及び地方消費税の額を、管理委託契約に定める支払期限までに本事業の費用として本財産から受託者に支払う。</w:t>
+        <w:t xml:space="preserve">営業者は、管理委託契約第4条第1項に定める受託者の報酬（以下「管理報酬」という。）として、</w:t>
+      </w:r>
+      <w:del w:id="40113" w:author="株式会社WineBank" w:date="2026-10-18T00:00:00Z">
+        <w:r>
+          <w:rPr>
+            <w:rFonts w:ascii="ＭＳ 明朝" w:hAnsi="ＭＳ 明朝" w:hint="eastAsia"/>
+          </w:rPr>
+          <w:delText xml:space="preserve">各計算期間の末日</w:delText>
+        </w:r>
+      </w:del>
+      <w:ins w:id="40114" w:author="株式会社WineBank" w:date="2026-10-18T00:00:00Z">
+        <w:r>
+          <w:rPr>
+            <w:rFonts w:ascii="ＭＳ 明朝" w:hAnsi="ＭＳ 明朝" w:hint="eastAsia"/>
+          </w:rPr>
+          <w:t xml:space="preserve">各報告対象期間（第12条第2項第1号に定める報告対象期間をいう。以下本項において同じ。）の末日</w:t>
+        </w:r>
+      </w:ins>
+      <w:r>
+        <w:rPr>
+          <w:rFonts w:ascii="ＭＳ 明朝" w:hAnsi="ＭＳ 明朝" w:hint="eastAsia"/>
+        </w:rPr>
+        <w:t xml:space="preserve">における全ての本件匿名組合員の出資金の残高の合計額に年2.0%を乗じ、</w:t>
+      </w:r>
+      <w:del w:id="40115" w:author="株式会社WineBank" w:date="2026-10-18T00:00:00Z">
+        <w:r>
+          <w:rPr>
+            <w:rFonts w:ascii="ＭＳ 明朝" w:hAnsi="ＭＳ 明朝" w:hint="eastAsia"/>
+          </w:rPr>
+          <w:delText xml:space="preserve">4で除した額</w:delText>
+        </w:r>
+      </w:del>
+      <w:ins w:id="40116" w:author="株式会社WineBank" w:date="2026-10-18T00:00:00Z">
+        <w:r>
+          <w:rPr>
+            <w:rFonts w:ascii="ＭＳ 明朝" w:hAnsi="ＭＳ 明朝" w:hint="eastAsia"/>
+          </w:rPr>
+          <w:t xml:space="preserve">2で除した額</w:t>
+        </w:r>
+      </w:ins>
+      <w:r>
+        <w:rPr>
+          <w:rFonts w:ascii="ＭＳ 明朝" w:hAnsi="ＭＳ 明朝" w:hint="eastAsia"/>
+        </w:rPr>
+        <w:t xml:space="preserve">（</w:t>
+      </w:r>
+      <w:del w:id="40117" w:author="株式会社WineBank" w:date="2026-10-18T00:00:00Z">
+        <w:r>
+          <w:rPr>
+            <w:rFonts w:ascii="ＭＳ 明朝" w:hAnsi="ＭＳ 明朝" w:hint="eastAsia"/>
+          </w:rPr>
+          <w:delText xml:space="preserve">計算期間が3ヶ月に満たない場合</w:delText>
+        </w:r>
+      </w:del>
+      <w:ins w:id="40118" w:author="株式会社WineBank" w:date="2026-10-18T00:00:00Z">
+        <w:r>
+          <w:rPr>
+            <w:rFonts w:ascii="ＭＳ 明朝" w:hAnsi="ＭＳ 明朝" w:hint="eastAsia"/>
+          </w:rPr>
+          <w:t xml:space="preserve">報告対象期間が6ヶ月に満たない場合</w:t>
+        </w:r>
+      </w:ins>
+      <w:r>
+        <w:rPr>
+          <w:rFonts w:ascii="ＭＳ 明朝" w:hAnsi="ＭＳ 明朝" w:hint="eastAsia"/>
+        </w:rPr>
+        <w:t xml:space="preserve">は、年2.0%を乗じた額を1年を365日とする</w:t>
+      </w:r>
+      <w:del w:id="40119" w:author="株式会社WineBank" w:date="2026-10-18T00:00:00Z">
+        <w:r>
+          <w:rPr>
+            <w:rFonts w:ascii="ＭＳ 明朝" w:hAnsi="ＭＳ 明朝" w:hint="eastAsia"/>
+          </w:rPr>
+          <w:delText xml:space="preserve">当該計算期間の日数</w:delText>
+        </w:r>
+      </w:del>
+      <w:ins w:id="40120" w:author="株式会社WineBank" w:date="2026-10-18T00:00:00Z">
+        <w:r>
+          <w:rPr>
+            <w:rFonts w:ascii="ＭＳ 明朝" w:hAnsi="ＭＳ 明朝" w:hint="eastAsia"/>
+          </w:rPr>
+          <w:t xml:space="preserve">当該報告対象期間の日数</w:t>
+        </w:r>
+      </w:ins>
+      <w:r>
+        <w:rPr>
+          <w:rFonts w:ascii="ＭＳ 明朝" w:hAnsi="ＭＳ 明朝" w:hint="eastAsia"/>
+        </w:rPr>
+        <w:t xml:space="preserve">により日割計算した額とし、1円未満の端数は切り捨てる。）並びにこれに係る消費税及び地方消費税の額を、管理委託契約に定める支払期限までに本事業の費用として本財産から受託者に支払う。</w:t>
+      </w:r>
+      <w:commentRangeEnd w:id="14"/>
+      <w:r>
+        <w:rPr>
+          <w:rStyle w:val="CommentReference"/>
+        </w:rPr>
+        <w:commentReference w:id="14"/>
       </w:r>
     </w:p>
     <w:p>
@@ -4056,7 +4373,7 @@
           </w:rPr>
           <w:t xml:space="preserve">7</w:t>
           <w:tab/>
-          <w:t xml:space="preserve">第16条第10項に定める清算期間（同条第12項に基づき延長された期間を含む。）に属する計算期間については、第2項中「全ての本件匿名組合員の出資金の残高の合計額」を「本財産たるワインその他の酒類の取得価額の合計額」と読み替える。</w:t>
+          <w:t xml:space="preserve">第16条第10項に定める清算期間（同条第12項に基づき延長された期間を含む。）に属する報告対象期間については、第2項中「全ての本件匿名組合員の出資金の残高の合計額」を「本財産たるワインその他の酒類の取得価額の合計額」と読み替える。</w:t>
         </w:r>
       </w:ins>
     </w:p>
@@ -6120,7 +6437,29 @@
         </w:rPr>
         <w:t xml:space="preserve">14</w:t>
         <w:tab/>
-        <w:t xml:space="preserve">営業者及び受託者は、本財産の売却価額、出資金の返還額その他本出資者の収益について何ら保証するものではない。本契約の終了に伴う分配は、本条に基づく換価の完了後、第9条に準じて本損益を確定したうえで、出資割合に応じて金銭により行うものとし、本財産の現物による分配は行わない。第4項に定める出資の価額の返還は、清算期間（前項により延長された場合は延長後の期間）の終了後速やかに行う。</w:t>
+        <w:t xml:space="preserve">営業者及び受託者は、本財産の売却価額、出資金の返還額その他本出資者の収益について何ら保証するものではない。本契約の終了に伴う分配は、本条に基づく換価の完了後、</w:t>
+      </w:r>
+      <w:del w:id="40141" w:author="株式会社WineBank" w:date="2026-10-18T00:00:00Z">
+        <w:r>
+          <w:rPr>
+            <w:rFonts w:ascii="ＭＳ 明朝" w:hAnsi="ＭＳ 明朝" w:hint="eastAsia"/>
+          </w:rPr>
+          <w:delText xml:space="preserve">第9条に準じて</w:delText>
+        </w:r>
+      </w:del>
+      <w:ins w:id="40142" w:author="株式会社WineBank" w:date="2026-10-18T00:00:00Z">
+        <w:r>
+          <w:rPr>
+            <w:rFonts w:ascii="ＭＳ 明朝" w:hAnsi="ＭＳ 明朝" w:hint="eastAsia"/>
+          </w:rPr>
+          <w:t xml:space="preserve">第9条及び第9条の2第3項に準じて</w:t>
+        </w:r>
+      </w:ins>
+      <w:r>
+        <w:rPr>
+          <w:rFonts w:ascii="ＭＳ 明朝" w:hAnsi="ＭＳ 明朝" w:hint="eastAsia"/>
+        </w:rPr>
+        <w:t xml:space="preserve">本損益を確定したうえで、出資割合に応じて金銭により行うものとし、本財産の現物による分配は行わない。第4項に定める出資の価額の返還は、清算期間（前項により延長された場合は延長後の期間）の終了後速やかに行う。</w:t>
       </w:r>
     </w:p>
     <w:p>
@@ -8001,7 +8340,7 @@
 
 <file path=word/comments.xml><?xml version="1.0" encoding="utf-8"?>
 <w:comments xmlns:wpc="http://schemas.microsoft.com/office/word/2010/wordprocessingCanvas" xmlns:cx="http://schemas.microsoft.com/office/drawing/2014/chartex" xmlns:cx1="http://schemas.microsoft.com/office/drawing/2015/9/8/chartex" xmlns:cx2="http://schemas.microsoft.com/office/drawing/2015/10/21/chartex" xmlns:cx3="http://schemas.microsoft.com/office/drawing/2016/5/9/chartex" xmlns:cx4="http://schemas.microsoft.com/office/drawing/2016/5/10/chartex" xmlns:cx5="http://schemas.microsoft.com/office/drawing/2016/5/11/chartex" xmlns:cx6="http://schemas.microsoft.com/office/drawing/2016/5/12/chartex" xmlns:cx7="http://schemas.microsoft.com/office/drawing/2016/5/13/chartex" xmlns:cx8="http://schemas.microsoft.com/office/drawing/2016/5/14/chartex" xmlns:mc="http://schemas.openxmlformats.org/markup-compatibility/2006" xmlns:aink="http://schemas.microsoft.com/office/drawing/2016/ink" xmlns:am3d="http://schemas.microsoft.com/office/drawing/2017/model3d" xmlns:o="urn:schemas-microsoft-com:office:office" xmlns:oel="http://schemas.microsoft.com/office/2019/extlst" xmlns:r="http://schemas.openxmlformats.org/officeDocument/2006/relationships" xmlns:m="http://schemas.openxmlformats.org/officeDocument/2006/math" xmlns:v="urn:schemas-microsoft-com:vml" xmlns:wp14="http://schemas.microsoft.com/office/word/2010/wordprocessingDrawing" xmlns:wp="http://schemas.openxmlformats.org/drawingml/2006/wordprocessingDrawing" xmlns:w10="urn:schemas-microsoft-com:office:word" xmlns:w="http://schemas.openxmlformats.org/wordprocessingml/2006/main" xmlns:w14="http://schemas.microsoft.com/office/word/2010/wordml" xmlns:w15="http://schemas.microsoft.com/office/word/2012/wordml" xmlns:w16cex="http://schemas.microsoft.com/office/word/2018/wordml/cex" xmlns:w16cid="http://schemas.microsoft.com/office/word/2016/wordml/cid" xmlns:w16="http://schemas.microsoft.com/office/word/2018/wordml" xmlns:w16du="http://schemas.microsoft.com/office/word/2023/wordml/word16du" xmlns:w16sdtdh="http://schemas.microsoft.com/office/word/2020/wordml/sdtdatahash" xmlns:w16sdtfl="http://schemas.microsoft.com/office/word/2024/wordml/sdtformatlock" xmlns:w16se="http://schemas.microsoft.com/office/word/2015/wordml/symex" xmlns:wpg="http://schemas.microsoft.com/office/word/2010/wordprocessingGroup" xmlns:wpi="http://schemas.microsoft.com/office/word/2010/wordprocessingInk" xmlns:wne="http://schemas.microsoft.com/office/word/2006/wordml" xmlns:wps="http://schemas.microsoft.com/office/word/2010/wordprocessingShape" mc:Ignorable="w14 w15 w16se w16cid w16 w16cex w16sdtdh w16sdtfl w16du wp14">
-  <w:comment w:id="0" w:author="株式会社WineBank" w:date="2026-10-18T04:47:23Z" w:initials="WB">
+  <w:comment w:id="0" w:author="株式会社WineBank" w:date="2026-10-19T07:29:18Z" w:initials="WB">
     <w:p>
       <w:r>
         <w:rPr>
@@ -8019,7 +8358,7 @@
       </w:r>
     </w:p>
   </w:comment>
-  <w:comment w:id="1" w:author="株式会社WineBank" w:date="2026-10-18T04:47:23Z" w:initials="WB">
+  <w:comment w:id="1" w:author="株式会社WineBank" w:date="2026-10-19T07:29:18Z" w:initials="WB">
     <w:p>
       <w:r>
         <w:rPr>
@@ -8037,7 +8376,7 @@
       </w:r>
     </w:p>
   </w:comment>
-  <w:comment w:id="2" w:author="株式会社WineBank" w:date="2026-10-18T04:47:23Z" w:initials="WB">
+  <w:comment w:id="2" w:author="株式会社WineBank" w:date="2026-10-19T07:29:19Z" w:initials="WB">
     <w:p>
       <w:r>
         <w:rPr>
@@ -8055,7 +8394,7 @@
       </w:r>
     </w:p>
   </w:comment>
-  <w:comment w:id="3" w:author="株式会社WineBank" w:date="2026-10-18T04:47:23Z" w:initials="WB">
+  <w:comment w:id="3" w:author="株式会社WineBank" w:date="2026-10-19T07:29:19Z" w:initials="WB">
     <w:p>
       <w:r>
         <w:rPr>
@@ -8073,7 +8412,7 @@
       </w:r>
     </w:p>
   </w:comment>
-  <w:comment w:id="4" w:author="株式会社WineBank" w:date="2026-10-18T04:47:23Z" w:initials="WB">
+  <w:comment w:id="4" w:author="株式会社WineBank" w:date="2026-10-19T07:29:19Z" w:initials="WB">
     <w:p>
       <w:r>
         <w:rPr>
@@ -8091,7 +8430,7 @@
       </w:r>
     </w:p>
   </w:comment>
-  <w:comment w:id="5" w:author="株式会社WineBank" w:date="2026-10-18T04:47:23Z" w:initials="WB">
+  <w:comment w:id="5" w:author="株式会社WineBank" w:date="2026-10-19T07:29:19Z" w:initials="WB">
     <w:p>
       <w:r>
         <w:rPr>
@@ -8109,7 +8448,7 @@
       </w:r>
     </w:p>
   </w:comment>
-  <w:comment w:id="6" w:author="株式会社WineBank" w:date="2026-10-18T04:47:23Z" w:initials="WB">
+  <w:comment w:id="6" w:author="株式会社WineBank" w:date="2026-10-19T07:29:19Z" w:initials="WB">
     <w:p>
       <w:r>
         <w:rPr>
@@ -8127,7 +8466,7 @@
       </w:r>
     </w:p>
   </w:comment>
-  <w:comment w:id="7" w:author="株式会社WineBank" w:date="2026-10-18T04:47:23Z" w:initials="WB">
+  <w:comment w:id="7" w:author="株式会社WineBank" w:date="2026-10-19T07:29:19Z" w:initials="WB">
     <w:p>
       <w:r>
         <w:rPr>
@@ -8145,7 +8484,7 @@
       </w:r>
     </w:p>
   </w:comment>
-  <w:comment w:id="8" w:author="株式会社WineBank" w:date="2026-10-18T04:47:23Z" w:initials="WB">
+  <w:comment w:id="8" w:author="株式会社WineBank" w:date="2026-10-19T07:29:19Z" w:initials="WB">
     <w:p>
       <w:r>
         <w:rPr>
@@ -8163,7 +8502,7 @@
       </w:r>
     </w:p>
   </w:comment>
-  <w:comment w:id="9" w:author="株式会社WineBank" w:date="2026-10-18T04:47:23Z" w:initials="WB">
+  <w:comment w:id="9" w:author="株式会社WineBank" w:date="2026-10-19T07:29:20Z" w:initials="WB">
     <w:p>
       <w:r>
         <w:rPr>
@@ -8181,7 +8520,7 @@
       </w:r>
     </w:p>
   </w:comment>
-  <w:comment w:id="10" w:author="株式会社WineBank" w:date="2026-10-18T04:47:24Z" w:initials="WB">
+  <w:comment w:id="10" w:author="株式会社WineBank" w:date="2026-10-19T07:29:20Z" w:initials="WB">
     <w:p>
       <w:r>
         <w:rPr>
@@ -8199,7 +8538,7 @@
       </w:r>
     </w:p>
   </w:comment>
-  <w:comment w:id="11" w:author="株式会社WineBank" w:date="2026-10-18T04:47:24Z" w:initials="WB">
+  <w:comment w:id="11" w:author="株式会社WineBank" w:date="2026-10-19T07:29:20Z" w:initials="WB">
     <w:p>
       <w:r>
         <w:rPr>
@@ -8214,6 +8553,60 @@
           <w:szCs w:val="20"/>
         </w:rPr>
         <w:t xml:space="preserve">α：算定基礎を5年通算の年平均20%に変更（自社EC手数料13%・AUP年150万円・残存在庫の清算売却を織り込み、回転12ヶ月で5年通算20.0%）。</w:t>
+      </w:r>
+    </w:p>
+  </w:comment>
+  <w:comment w:id="12" w:author="株式会社WineBank" w:date="2026-10-19T07:29:20Z" w:initials="WB">
+    <w:p>
+      <w:r>
+        <w:rPr>
+          <w:rStyle w:val="CommentReference"/>
+        </w:rPr>
+        <w:annotationRef/>
+      </w:r>
+      <w:r>
+        <w:rPr>
+          <w:color w:val="000000"/>
+          <w:sz w:val="20"/>
+          <w:szCs w:val="20"/>
+        </w:rPr>
+        <w:t xml:space="preserve">【販売不振時の投資家優先回収】入庫2年目以降、直近12ヶ月の売上が総額の6割（1st 3億円／2nd 6億円）を下回った場合、仕入を止め、売却代金を投資家の年10%→投資家元本→当社元本→残余の順に分配します。年3億円の売上でも投資家の元本＋年10%は1stで約9ヶ月、2ndで約19ヶ月で回収できる試算です。ただし優先回収は仮の分配であり、最終の清算では全期間の損益を出資割合どおりに精算します（第3項・第4項）。保証ではありません（第5項）。</w:t>
+      </w:r>
+    </w:p>
+  </w:comment>
+  <w:comment w:id="13" w:author="株式会社WineBank" w:date="2026-10-19T07:29:20Z" w:initials="WB">
+    <w:p>
+      <w:r>
+        <w:rPr>
+          <w:rStyle w:val="CommentReference"/>
+        </w:rPr>
+        <w:annotationRef/>
+      </w:r>
+      <w:r>
+        <w:rPr>
+          <w:color w:val="000000"/>
+          <w:sz w:val="20"/>
+          <w:szCs w:val="20"/>
+        </w:rPr>
+        <w:t xml:space="preserve">【要法務確認】在庫を清算価格で売却し損失が出た場合、先に優先回収した分のうちプロラタを超える部分は相殺または返還により精算します。返還は優先回収額を上限とし、出資額を超える損失負担は生じません。返還請求の実効性と商法第538条（損失てん補前の利益配当）との関係は弁護士に確認予定です。</w:t>
+      </w:r>
+    </w:p>
+  </w:comment>
+  <w:comment w:id="14" w:author="株式会社WineBank" w:date="2026-10-19T07:29:20Z" w:initials="WB">
+    <w:p>
+      <w:r>
+        <w:rPr>
+          <w:rStyle w:val="CommentReference"/>
+        </w:rPr>
+        <w:annotationRef/>
+      </w:r>
+      <w:r>
+        <w:rPr>
+          <w:color w:val="000000"/>
+          <w:sz w:val="20"/>
+          <w:szCs w:val="20"/>
+        </w:rPr>
+        <w:t xml:space="preserve">管理報酬は年2%を半期ごとに1%お支払いする形に改めました（管理委託契約第4条第1項も同様）。</w:t>
       </w:r>
     </w:p>
   </w:comment>
@@ -8222,52 +8615,61 @@
 
 <file path=word/commentsExtended.xml><?xml version="1.0" encoding="utf-8"?>
 <w15:commentsEx xmlns:wpc="http://schemas.microsoft.com/office/word/2010/wordprocessingCanvas" xmlns:cx="http://schemas.microsoft.com/office/drawing/2014/chartex" xmlns:cx1="http://schemas.microsoft.com/office/drawing/2015/9/8/chartex" xmlns:cx2="http://schemas.microsoft.com/office/drawing/2015/10/21/chartex" xmlns:cx3="http://schemas.microsoft.com/office/drawing/2016/5/9/chartex" xmlns:cx4="http://schemas.microsoft.com/office/drawing/2016/5/10/chartex" xmlns:cx5="http://schemas.microsoft.com/office/drawing/2016/5/11/chartex" xmlns:cx6="http://schemas.microsoft.com/office/drawing/2016/5/12/chartex" xmlns:cx7="http://schemas.microsoft.com/office/drawing/2016/5/13/chartex" xmlns:cx8="http://schemas.microsoft.com/office/drawing/2016/5/14/chartex" xmlns:mc="http://schemas.openxmlformats.org/markup-compatibility/2006" xmlns:aink="http://schemas.microsoft.com/office/drawing/2016/ink" xmlns:am3d="http://schemas.microsoft.com/office/drawing/2017/model3d" xmlns:o="urn:schemas-microsoft-com:office:office" xmlns:oel="http://schemas.microsoft.com/office/2019/extlst" xmlns:r="http://schemas.openxmlformats.org/officeDocument/2006/relationships" xmlns:m="http://schemas.openxmlformats.org/officeDocument/2006/math" xmlns:v="urn:schemas-microsoft-com:vml" xmlns:wp14="http://schemas.microsoft.com/office/word/2010/wordprocessingDrawing" xmlns:wp="http://schemas.openxmlformats.org/drawingml/2006/wordprocessingDrawing" xmlns:w10="urn:schemas-microsoft-com:office:word" xmlns:w="http://schemas.openxmlformats.org/wordprocessingml/2006/main" xmlns:w14="http://schemas.microsoft.com/office/word/2010/wordml" xmlns:w15="http://schemas.microsoft.com/office/word/2012/wordml" xmlns:w16cex="http://schemas.microsoft.com/office/word/2018/wordml/cex" xmlns:w16cid="http://schemas.microsoft.com/office/word/2016/wordml/cid" xmlns:w16="http://schemas.microsoft.com/office/word/2018/wordml" xmlns:w16du="http://schemas.microsoft.com/office/word/2023/wordml/word16du" xmlns:w16sdtdh="http://schemas.microsoft.com/office/word/2020/wordml/sdtdatahash" xmlns:w16sdtfl="http://schemas.microsoft.com/office/word/2024/wordml/sdtformatlock" xmlns:w16se="http://schemas.microsoft.com/office/word/2015/wordml/symex" xmlns:wpg="http://schemas.microsoft.com/office/word/2010/wordprocessingGroup" xmlns:wpi="http://schemas.microsoft.com/office/word/2010/wordprocessingInk" xmlns:wne="http://schemas.microsoft.com/office/word/2006/wordml" xmlns:wps="http://schemas.microsoft.com/office/word/2010/wordprocessingShape" mc:Ignorable="w14 w15 w16se w16cid w16 w16cex w16sdtdh w16sdtfl w16du wp14">
-  <w15:commentEx w15:paraId="7FC28DD6" w15:done="0"/>
-  <w15:commentEx w15:paraId="19A1C139" w15:done="0"/>
-  <w15:commentEx w15:paraId="01B955AB" w15:done="0"/>
-  <w15:commentEx w15:paraId="0C286D7D" w15:done="0"/>
-  <w15:commentEx w15:paraId="56F03942" w15:done="0"/>
-  <w15:commentEx w15:paraId="58222D9F" w15:done="0"/>
-  <w15:commentEx w15:paraId="09F9BBCD" w15:done="0"/>
-  <w15:commentEx w15:paraId="20B95731" w15:done="0"/>
-  <w15:commentEx w15:paraId="65086587" w15:done="0"/>
-  <w15:commentEx w15:paraId="78C82C8B" w15:done="0"/>
-  <w15:commentEx w15:paraId="73A9EAF2" w15:done="0"/>
-  <w15:commentEx w15:paraId="61785ABD" w15:done="0"/>
+  <w15:commentEx w15:paraId="3744AC5D" w15:done="0"/>
+  <w15:commentEx w15:paraId="6DE34846" w15:done="0"/>
+  <w15:commentEx w15:paraId="33F0E17F" w15:done="0"/>
+  <w15:commentEx w15:paraId="2F34B633" w15:done="0"/>
+  <w15:commentEx w15:paraId="7D63DAA3" w15:done="0"/>
+  <w15:commentEx w15:paraId="41D0C4B9" w15:done="0"/>
+  <w15:commentEx w15:paraId="536E3434" w15:done="0"/>
+  <w15:commentEx w15:paraId="5BD08F17" w15:done="0"/>
+  <w15:commentEx w15:paraId="48781396" w15:done="0"/>
+  <w15:commentEx w15:paraId="2FF07044" w15:done="0"/>
+  <w15:commentEx w15:paraId="5277B679" w15:done="0"/>
+  <w15:commentEx w15:paraId="1BEF5DA1" w15:done="0"/>
+  <w15:commentEx w15:paraId="23B4BD83" w15:done="0"/>
+  <w15:commentEx w15:paraId="5B8F783C" w15:done="0"/>
+  <w15:commentEx w15:paraId="334051A9" w15:done="0"/>
 </w15:commentsEx>
 </file>
 
 <file path=word/commentsExtensible.xml><?xml version="1.0" encoding="utf-8"?>
 <w16cex:commentsExtensible xmlns:wpc="http://schemas.microsoft.com/office/word/2010/wordprocessingCanvas" xmlns:cx="http://schemas.microsoft.com/office/drawing/2014/chartex" xmlns:cx1="http://schemas.microsoft.com/office/drawing/2015/9/8/chartex" xmlns:cx2="http://schemas.microsoft.com/office/drawing/2015/10/21/chartex" xmlns:cx3="http://schemas.microsoft.com/office/drawing/2016/5/9/chartex" xmlns:cx4="http://schemas.microsoft.com/office/drawing/2016/5/10/chartex" xmlns:cx5="http://schemas.microsoft.com/office/drawing/2016/5/11/chartex" xmlns:cx6="http://schemas.microsoft.com/office/drawing/2016/5/12/chartex" xmlns:cx7="http://schemas.microsoft.com/office/drawing/2016/5/13/chartex" xmlns:cx8="http://schemas.microsoft.com/office/drawing/2016/5/14/chartex" xmlns:cr="http://schemas.microsoft.com/office/comments/2020/reactions" xmlns:mc="http://schemas.openxmlformats.org/markup-compatibility/2006" xmlns:aink="http://schemas.microsoft.com/office/drawing/2016/ink" xmlns:am3d="http://schemas.microsoft.com/office/drawing/2017/model3d" xmlns:o="urn:schemas-microsoft-com:office:office" xmlns:oel="http://schemas.microsoft.com/office/2019/extlst" xmlns:r="http://schemas.openxmlformats.org/officeDocument/2006/relationships" xmlns:m="http://schemas.openxmlformats.org/officeDocument/2006/math" xmlns:v="urn:schemas-microsoft-com:vml" xmlns:wp14="http://schemas.microsoft.com/office/word/2010/wordprocessingDrawing" xmlns:wp="http://schemas.openxmlformats.org/drawingml/2006/wordprocessingDrawing" xmlns:w10="urn:schemas-microsoft-com:office:word" xmlns:w="http://schemas.openxmlformats.org/wordprocessingml/2006/main" xmlns:w14="http://schemas.microsoft.com/office/word/2010/wordml" xmlns:w15="http://schemas.microsoft.com/office/word/2012/wordml" xmlns:w16cex="http://schemas.microsoft.com/office/word/2018/wordml/cex" xmlns:w16cid="http://schemas.microsoft.com/office/word/2016/wordml/cid" xmlns:w16="http://schemas.microsoft.com/office/word/2018/wordml" xmlns:w16du="http://schemas.microsoft.com/office/word/2023/wordml/word16du" xmlns:w16sdtdh="http://schemas.microsoft.com/office/word/2020/wordml/sdtdatahash" xmlns:w16sdtfl="http://schemas.microsoft.com/office/word/2024/wordml/sdtformatlock" xmlns:w16se="http://schemas.microsoft.com/office/word/2015/wordml/symex" xmlns:wpg="http://schemas.microsoft.com/office/word/2010/wordprocessingGroup" xmlns:wpi="http://schemas.microsoft.com/office/word/2010/wordprocessingInk" xmlns:wne="http://schemas.microsoft.com/office/word/2006/wordml" xmlns:wps="http://schemas.microsoft.com/office/word/2010/wordprocessingShape" mc:Ignorable="w14 w15 w16se w16cid w16 w16cex w16sdtdh w16sdtfl cr w16du wp14">
-  <w16cex:commentExtensible w16cex:durableId="5405C100" w16cex:dateUtc="2026-10-18T04:47:23Z"/>
-  <w16cex:commentExtensible w16cex:durableId="029B71DA" w16cex:dateUtc="2026-10-18T04:47:23Z"/>
-  <w16cex:commentExtensible w16cex:durableId="578E1F80" w16cex:dateUtc="2026-10-18T04:47:23Z"/>
-  <w16cex:commentExtensible w16cex:durableId="79DB86CA" w16cex:dateUtc="2026-10-18T04:47:23Z"/>
-  <w16cex:commentExtensible w16cex:durableId="76D6D086" w16cex:dateUtc="2026-10-18T04:47:23Z"/>
-  <w16cex:commentExtensible w16cex:durableId="11395394" w16cex:dateUtc="2026-10-18T04:47:23Z"/>
-  <w16cex:commentExtensible w16cex:durableId="52DEB6F5" w16cex:dateUtc="2026-10-18T04:47:23Z"/>
-  <w16cex:commentExtensible w16cex:durableId="3B934A86" w16cex:dateUtc="2026-10-18T04:47:23Z"/>
-  <w16cex:commentExtensible w16cex:durableId="5ECF1398" w16cex:dateUtc="2026-10-18T04:47:23Z"/>
-  <w16cex:commentExtensible w16cex:durableId="557AE0F7" w16cex:dateUtc="2026-10-18T04:47:23Z"/>
-  <w16cex:commentExtensible w16cex:durableId="39D71277" w16cex:dateUtc="2026-10-18T04:47:24Z"/>
-  <w16cex:commentExtensible w16cex:durableId="0594D67C" w16cex:dateUtc="2026-10-18T04:47:24Z"/>
+  <w16cex:commentExtensible w16cex:durableId="5E37728D" w16cex:dateUtc="2026-10-19T07:29:18Z"/>
+  <w16cex:commentExtensible w16cex:durableId="79E88643" w16cex:dateUtc="2026-10-19T07:29:18Z"/>
+  <w16cex:commentExtensible w16cex:durableId="0556DB84" w16cex:dateUtc="2026-10-19T07:29:19Z"/>
+  <w16cex:commentExtensible w16cex:durableId="6F68A243" w16cex:dateUtc="2026-10-19T07:29:19Z"/>
+  <w16cex:commentExtensible w16cex:durableId="04CAA5D6" w16cex:dateUtc="2026-10-19T07:29:19Z"/>
+  <w16cex:commentExtensible w16cex:durableId="721118C5" w16cex:dateUtc="2026-10-19T07:29:19Z"/>
+  <w16cex:commentExtensible w16cex:durableId="05BD203F" w16cex:dateUtc="2026-10-19T07:29:19Z"/>
+  <w16cex:commentExtensible w16cex:durableId="05329FB0" w16cex:dateUtc="2026-10-19T07:29:19Z"/>
+  <w16cex:commentExtensible w16cex:durableId="7BDA2B59" w16cex:dateUtc="2026-10-19T07:29:19Z"/>
+  <w16cex:commentExtensible w16cex:durableId="32C5E112" w16cex:dateUtc="2026-10-19T07:29:20Z"/>
+  <w16cex:commentExtensible w16cex:durableId="038325B3" w16cex:dateUtc="2026-10-19T07:29:20Z"/>
+  <w16cex:commentExtensible w16cex:durableId="060F0FF4" w16cex:dateUtc="2026-10-19T07:29:20Z"/>
+  <w16cex:commentExtensible w16cex:durableId="64F0A11D" w16cex:dateUtc="2026-10-19T07:29:20Z"/>
+  <w16cex:commentExtensible w16cex:durableId="72FCB1A5" w16cex:dateUtc="2026-10-19T07:29:20Z"/>
+  <w16cex:commentExtensible w16cex:durableId="3F4D47FB" w16cex:dateUtc="2026-10-19T07:29:20Z"/>
 </w16cex:commentsExtensible>
 </file>
 
 <file path=word/commentsIds.xml><?xml version="1.0" encoding="utf-8"?>
 <w16cid:commentsIds xmlns:wpc="http://schemas.microsoft.com/office/word/2010/wordprocessingCanvas" xmlns:cx="http://schemas.microsoft.com/office/drawing/2014/chartex" xmlns:cx1="http://schemas.microsoft.com/office/drawing/2015/9/8/chartex" xmlns:cx2="http://schemas.microsoft.com/office/drawing/2015/10/21/chartex" xmlns:cx3="http://schemas.microsoft.com/office/drawing/2016/5/9/chartex" xmlns:cx4="http://schemas.microsoft.com/office/drawing/2016/5/10/chartex" xmlns:cx5="http://schemas.microsoft.com/office/drawing/2016/5/11/chartex" xmlns:cx6="http://schemas.microsoft.com/office/drawing/2016/5/12/chartex" xmlns:cx7="http://schemas.microsoft.com/office/drawing/2016/5/13/chartex" xmlns:cx8="http://schemas.microsoft.com/office/drawing/2016/5/14/chartex" xmlns:mc="http://schemas.openxmlformats.org/markup-compatibility/2006" xmlns:aink="http://schemas.microsoft.com/office/drawing/2016/ink" xmlns:am3d="http://schemas.microsoft.com/office/drawing/2017/model3d" xmlns:o="urn:schemas-microsoft-com:office:office" xmlns:oel="http://schemas.microsoft.com/office/2019/extlst" xmlns:r="http://schemas.openxmlformats.org/officeDocument/2006/relationships" xmlns:m="http://schemas.openxmlformats.org/officeDocument/2006/math" xmlns:v="urn:schemas-microsoft-com:vml" xmlns:wp14="http://schemas.microsoft.com/office/word/2010/wordprocessingDrawing" xmlns:wp="http://schemas.openxmlformats.org/drawingml/2006/wordprocessingDrawing" xmlns:w10="urn:schemas-microsoft-com:office:word" xmlns:w="http://schemas.openxmlformats.org/wordprocessingml/2006/main" xmlns:w14="http://schemas.microsoft.com/office/word/2010/wordml" xmlns:w15="http://schemas.microsoft.com/office/word/2012/wordml" xmlns:w16cex="http://schemas.microsoft.com/office/word/2018/wordml/cex" xmlns:w16cid="http://schemas.microsoft.com/office/word/2016/wordml/cid" xmlns:w16="http://schemas.microsoft.com/office/word/2018/wordml" xmlns:w16du="http://schemas.microsoft.com/office/word/2023/wordml/word16du" xmlns:w16sdtdh="http://schemas.microsoft.com/office/word/2020/wordml/sdtdatahash" xmlns:w16sdtfl="http://schemas.microsoft.com/office/word/2024/wordml/sdtformatlock" xmlns:w16se="http://schemas.microsoft.com/office/word/2015/wordml/symex" xmlns:wpg="http://schemas.microsoft.com/office/word/2010/wordprocessingGroup" xmlns:wpi="http://schemas.microsoft.com/office/word/2010/wordprocessingInk" xmlns:wne="http://schemas.microsoft.com/office/word/2006/wordml" xmlns:wps="http://schemas.microsoft.com/office/word/2010/wordprocessingShape" mc:Ignorable="w14 w15 w16se w16cid w16 w16cex w16sdtdh w16sdtfl w16du wp14">
-  <w16cid:commentId w16cid:paraId="7FC28DD6" w16cid:durableId="5405C100"/>
-  <w16cid:commentId w16cid:paraId="19A1C139" w16cid:durableId="029B71DA"/>
-  <w16cid:commentId w16cid:paraId="01B955AB" w16cid:durableId="578E1F80"/>
-  <w16cid:commentId w16cid:paraId="0C286D7D" w16cid:durableId="79DB86CA"/>
-  <w16cid:commentId w16cid:paraId="56F03942" w16cid:durableId="76D6D086"/>
-  <w16cid:commentId w16cid:paraId="58222D9F" w16cid:durableId="11395394"/>
-  <w16cid:commentId w16cid:paraId="09F9BBCD" w16cid:durableId="52DEB6F5"/>
-  <w16cid:commentId w16cid:paraId="20B95731" w16cid:durableId="3B934A86"/>
-  <w16cid:commentId w16cid:paraId="65086587" w16cid:durableId="5ECF1398"/>
-  <w16cid:commentId w16cid:paraId="78C82C8B" w16cid:durableId="557AE0F7"/>
-  <w16cid:commentId w16cid:paraId="73A9EAF2" w16cid:durableId="39D71277"/>
-  <w16cid:commentId w16cid:paraId="61785ABD" w16cid:durableId="0594D67C"/>
+  <w16cid:commentId w16cid:paraId="3744AC5D" w16cid:durableId="5E37728D"/>
+  <w16cid:commentId w16cid:paraId="6DE34846" w16cid:durableId="79E88643"/>
+  <w16cid:commentId w16cid:paraId="33F0E17F" w16cid:durableId="0556DB84"/>
+  <w16cid:commentId w16cid:paraId="2F34B633" w16cid:durableId="6F68A243"/>
+  <w16cid:commentId w16cid:paraId="7D63DAA3" w16cid:durableId="04CAA5D6"/>
+  <w16cid:commentId w16cid:paraId="41D0C4B9" w16cid:durableId="721118C5"/>
+  <w16cid:commentId w16cid:paraId="536E3434" w16cid:durableId="05BD203F"/>
+  <w16cid:commentId w16cid:paraId="5BD08F17" w16cid:durableId="05329FB0"/>
+  <w16cid:commentId w16cid:paraId="48781396" w16cid:durableId="7BDA2B59"/>
+  <w16cid:commentId w16cid:paraId="2FF07044" w16cid:durableId="32C5E112"/>
+  <w16cid:commentId w16cid:paraId="5277B679" w16cid:durableId="038325B3"/>
+  <w16cid:commentId w16cid:paraId="1BEF5DA1" w16cid:durableId="060F0FF4"/>
+  <w16cid:commentId w16cid:paraId="23B4BD83" w16cid:durableId="64F0A11D"/>
+  <w16cid:commentId w16cid:paraId="5B8F783C" w16cid:durableId="72FCB1A5"/>
+  <w16cid:commentId w16cid:paraId="334051A9" w16cid:durableId="3F4D47FB"/>
 </w16cid:commentsIds>
 </file>
 

--- a/docs/wine-fund/contract/匿名組合契約書_合同会社WineBankP5_高山様ご指摘対応_修正履歴付_20261020v7.docx
+++ b/docs/wine-fund/contract/匿名組合契約書_合同会社WineBankP5_高山様ご指摘対応_修正履歴付_20261020v7.docx
@@ -1194,7 +1194,29 @@
         <w:rPr>
           <w:rFonts w:ascii="ＭＳ 明朝" w:hAnsi="ＭＳ 明朝" w:hint="eastAsia"/>
         </w:rPr>
-        <w:t xml:space="preserve">「当初出資実行日」とは、2026年●月●●日を意味する。</w:t>
+        <w:t xml:space="preserve">「当初出資実行日」とは、2026年</w:t>
+      </w:r>
+      <w:del w:id="40147" w:author="株式会社WineBank" w:date="2026-10-18T00:00:00Z">
+        <w:r>
+          <w:rPr>
+            <w:rFonts w:ascii="ＭＳ 明朝" w:hAnsi="ＭＳ 明朝" w:hint="eastAsia"/>
+          </w:rPr>
+          <w:delText xml:space="preserve">●月●●日</w:delText>
+        </w:r>
+      </w:del>
+      <w:ins w:id="40148" w:author="株式会社WineBank" w:date="2026-10-18T00:00:00Z">
+        <w:r>
+          <w:rPr>
+            <w:rFonts w:ascii="ＭＳ 明朝" w:hAnsi="ＭＳ 明朝" w:hint="eastAsia"/>
+          </w:rPr>
+          <w:t xml:space="preserve">12月1日</w:t>
+        </w:r>
+      </w:ins>
+      <w:r>
+        <w:rPr>
+          <w:rFonts w:ascii="ＭＳ 明朝" w:hAnsi="ＭＳ 明朝" w:hint="eastAsia"/>
+        </w:rPr>
+        <w:t xml:space="preserve">を意味する。</w:t>
       </w:r>
     </w:p>
     <w:p>
@@ -3557,28 +3579,70 @@
           </w:rPr>
           <w:t xml:space="preserve">1</w:t>
           <w:tab/>
-          <w:t xml:space="preserve">当初出資実行日から24ヶ月を経過した日以後の計算期日において、直前12ヶ月間の本事業の売上高が、全ての本件匿名組合員の当初の出資金の合計額に0.6を乗じた額（総額5億円の場合は3億円、総額10億円の場合は6億円）を下回った場合（以下「優先回収事由」という。）、営業者は、遅滞なくその旨を本出資者に通知し、以後、本財産たるワインその他の酒類の新たな取得を行わないものとする。</w:t>
+          <w:t xml:space="preserve">各報告対象期間の末日（以下本条において「判定日」という。）において、直前12ヶ月間の本事業の売上高が次の各号に定める額を下回った場合（以下「優先回収事由」という。）、営業者は、遅滞なくその旨を本出資者に通知し、以後、本財産たるワインその他の酒類の新たな取得を行わないものとする。</w:t>
         </w:r>
       </w:ins>
     </w:p>
     <w:p>
       <w:pPr>
         <w:tabs>
+          <w:tab w:val="left" w:pos="1260"/>
+        </w:tabs>
+        <w:ind w:left="1260" w:hanging="742"/>
+        <w:rPr>
+          <w:ins w:id="40125" w:author="株式会社WineBank" w:date="2026-10-18T00:00:00Z"/>
+        </w:rPr>
+      </w:pPr>
+      <w:ins w:id="40126" w:author="株式会社WineBank" w:date="2026-10-18T00:00:00Z">
+        <w:r>
+          <w:rPr>
+            <w:rFonts w:ascii="ＭＳ 明朝" w:hAnsi="ＭＳ 明朝" w:hint="eastAsia"/>
+          </w:rPr>
+          <w:t xml:space="preserve">（1）</w:t>
+          <w:tab/>
+          <w:t xml:space="preserve">2028年9月30日以後の判定日：2026年12月1日のファーストクローズにより出資された出資金の合計額に0.6を乗じた額（総額5億円の場合は3億円）</w:t>
+        </w:r>
+      </w:ins>
+    </w:p>
+    <w:p>
+      <w:pPr>
+        <w:tabs>
+          <w:tab w:val="left" w:pos="1260"/>
+        </w:tabs>
+        <w:ind w:left="1260" w:hanging="742"/>
+        <w:rPr>
+          <w:ins w:id="40127" w:author="株式会社WineBank" w:date="2026-10-18T00:00:00Z"/>
+        </w:rPr>
+      </w:pPr>
+      <w:ins w:id="40128" w:author="株式会社WineBank" w:date="2026-10-18T00:00:00Z">
+        <w:r>
+          <w:rPr>
+            <w:rFonts w:ascii="ＭＳ 明朝" w:hAnsi="ＭＳ 明朝" w:hint="eastAsia"/>
+          </w:rPr>
+          <w:t xml:space="preserve">（2）</w:t>
+          <w:tab/>
+          <w:t xml:space="preserve">2029年3月31日以後の判定日：前号の出資金の合計額と2027年6月1日のセカンドクローズにより出資された出資金の合計額との合計額に0.6を乗じた額（総額10億円の場合は6億円）。セカンドクローズが行われない場合は前号による。</w:t>
+        </w:r>
+      </w:ins>
+    </w:p>
+    <w:p>
+      <w:pPr>
+        <w:tabs>
           <w:tab w:val="left" w:pos="518"/>
         </w:tabs>
         <w:ind w:left="518" w:hanging="518"/>
         <w:rPr>
-          <w:ins w:id="40125" w:author="株式会社WineBank" w:date="2026-10-18T00:00:00Z"/>
-        </w:rPr>
-      </w:pPr>
-      <w:ins w:id="40126" w:author="株式会社WineBank" w:date="2026-10-18T00:00:00Z">
+          <w:ins w:id="40129" w:author="株式会社WineBank" w:date="2026-10-18T00:00:00Z"/>
+        </w:rPr>
+      </w:pPr>
+      <w:ins w:id="40130" w:author="株式会社WineBank" w:date="2026-10-18T00:00:00Z">
         <w:r>
           <w:rPr>
             <w:rFonts w:ascii="ＭＳ 明朝" w:hAnsi="ＭＳ 明朝" w:hint="eastAsia"/>
           </w:rPr>
           <w:t xml:space="preserve">2</w:t>
           <w:tab/>
-          <w:t xml:space="preserve">優先回収事由が生じた場合、営業者は、第9条第6項にかかわらず、各計算期日の翌月末日までに、営業者口座の残高から本事業の費用（管理報酬を含む。）及び営業者が合理的に必要と判断して留保する額を控除した残額を、次の各号の順序により分配する。</w:t>
+          <w:t xml:space="preserve">優先回収事由が生じた場合、営業者は、第9条第6項にかかわらず、優先回収事由が生じた判定日以後の各報告対象期間の末日の翌月末日までに、営業者口座の残高から本事業の費用（管理報酬を含む。）及び営業者が合理的に必要と判断して留保する額を控除した残額を、次の各号の順序により分配する。</w:t>
         </w:r>
       </w:ins>
     </w:p>
@@ -3589,10 +3653,10 @@
         </w:tabs>
         <w:ind w:left="1260" w:hanging="742"/>
         <w:rPr>
-          <w:ins w:id="40127" w:author="株式会社WineBank" w:date="2026-10-18T00:00:00Z"/>
-        </w:rPr>
-      </w:pPr>
-      <w:ins w:id="40128" w:author="株式会社WineBank" w:date="2026-10-18T00:00:00Z">
+          <w:ins w:id="40131" w:author="株式会社WineBank" w:date="2026-10-18T00:00:00Z"/>
+        </w:rPr>
+      </w:pPr>
+      <w:ins w:id="40132" w:author="株式会社WineBank" w:date="2026-10-18T00:00:00Z">
         <w:r>
           <w:rPr>
             <w:rFonts w:ascii="ＭＳ 明朝" w:hAnsi="ＭＳ 明朝" w:hint="eastAsia"/>
@@ -3610,10 +3674,10 @@
         </w:tabs>
         <w:ind w:left="1260" w:hanging="742"/>
         <w:rPr>
-          <w:ins w:id="40129" w:author="株式会社WineBank" w:date="2026-10-18T00:00:00Z"/>
-        </w:rPr>
-      </w:pPr>
-      <w:ins w:id="40130" w:author="株式会社WineBank" w:date="2026-10-18T00:00:00Z">
+          <w:ins w:id="40133" w:author="株式会社WineBank" w:date="2026-10-18T00:00:00Z"/>
+        </w:rPr>
+      </w:pPr>
+      <w:ins w:id="40134" w:author="株式会社WineBank" w:date="2026-10-18T00:00:00Z">
         <w:r>
           <w:rPr>
             <w:rFonts w:ascii="ＭＳ 明朝" w:hAnsi="ＭＳ 明朝" w:hint="eastAsia"/>
@@ -3631,10 +3695,10 @@
         </w:tabs>
         <w:ind w:left="1260" w:hanging="742"/>
         <w:rPr>
-          <w:ins w:id="40131" w:author="株式会社WineBank" w:date="2026-10-18T00:00:00Z"/>
-        </w:rPr>
-      </w:pPr>
-      <w:ins w:id="40132" w:author="株式会社WineBank" w:date="2026-10-18T00:00:00Z">
+          <w:ins w:id="40135" w:author="株式会社WineBank" w:date="2026-10-18T00:00:00Z"/>
+        </w:rPr>
+      </w:pPr>
+      <w:ins w:id="40136" w:author="株式会社WineBank" w:date="2026-10-18T00:00:00Z">
         <w:r>
           <w:rPr>
             <w:rFonts w:ascii="ＭＳ 明朝" w:hAnsi="ＭＳ 明朝" w:hint="eastAsia"/>
@@ -3652,10 +3716,10 @@
         </w:tabs>
         <w:ind w:left="1260" w:hanging="742"/>
         <w:rPr>
-          <w:ins w:id="40133" w:author="株式会社WineBank" w:date="2026-10-18T00:00:00Z"/>
-        </w:rPr>
-      </w:pPr>
-      <w:ins w:id="40134" w:author="株式会社WineBank" w:date="2026-10-18T00:00:00Z">
+          <w:ins w:id="40137" w:author="株式会社WineBank" w:date="2026-10-18T00:00:00Z"/>
+        </w:rPr>
+      </w:pPr>
+      <w:ins w:id="40138" w:author="株式会社WineBank" w:date="2026-10-18T00:00:00Z">
         <w:r>
           <w:rPr>
             <w:rFonts w:ascii="ＭＳ 明朝" w:hAnsi="ＭＳ 明朝" w:hint="eastAsia"/>
@@ -3673,10 +3737,10 @@
         </w:tabs>
         <w:ind w:left="518" w:hanging="518"/>
         <w:rPr>
-          <w:ins w:id="40135" w:author="株式会社WineBank" w:date="2026-10-18T00:00:00Z"/>
-        </w:rPr>
-      </w:pPr>
-      <w:ins w:id="40136" w:author="株式会社WineBank" w:date="2026-10-18T00:00:00Z">
+          <w:ins w:id="40139" w:author="株式会社WineBank" w:date="2026-10-18T00:00:00Z"/>
+        </w:rPr>
+      </w:pPr>
+      <w:ins w:id="40140" w:author="株式会社WineBank" w:date="2026-10-18T00:00:00Z">
         <w:r>
           <w:rPr>
             <w:rFonts w:ascii="ＭＳ 明朝" w:hAnsi="ＭＳ 明朝" w:hint="eastAsia"/>
@@ -3694,18 +3758,18 @@
         </w:tabs>
         <w:ind w:left="518" w:hanging="518"/>
         <w:rPr>
-          <w:ins w:id="40137" w:author="株式会社WineBank" w:date="2026-10-18T00:00:00Z"/>
+          <w:ins w:id="40141" w:author="株式会社WineBank" w:date="2026-10-18T00:00:00Z"/>
         </w:rPr>
       </w:pPr>
       <w:commentRangeStart w:id="13"/>
-      <w:ins w:id="40138" w:author="株式会社WineBank" w:date="2026-10-18T00:00:00Z">
+      <w:ins w:id="40142" w:author="株式会社WineBank" w:date="2026-10-18T00:00:00Z">
         <w:r>
           <w:rPr>
             <w:rFonts w:ascii="ＭＳ 明朝" w:hAnsi="ＭＳ 明朝" w:hint="eastAsia"/>
           </w:rPr>
           <w:t xml:space="preserve">4</w:t>
           <w:tab/>
-          <w:t xml:space="preserve">前項の精算において、本出資者が既に受領した額の合計額が最終帰属額を超える場合、当該超過額は、本出資者に対する未払の分配金又は返還金と相殺し、なお残る超過額は、本出資者が営業者の書面による請求を受けた日から30日以内に営業者に返還する。但し、返還額は第2項第1号及び第2号に基づき本出資者が受領した額の合計額を上限とし、本出資者が負担する本損失の累計額は第9条第5項に定める出資金の額の限度を超えないものとする。</w:t>
+          <w:t xml:space="preserve">前項の精算において、本出資者が既に受領した額の合計額が最終帰属額を超える場合であっても、本出資者は当該超過額を返還することを要しない。この場合、当該超過額に相当する額は、受託者に対する分配額及び出資の価額の返還額から控除する。</w:t>
         </w:r>
       </w:ins>
       <w:commentRangeEnd w:id="13"/>
@@ -3723,10 +3787,10 @@
         </w:tabs>
         <w:ind w:left="518" w:hanging="518"/>
         <w:rPr>
-          <w:ins w:id="40139" w:author="株式会社WineBank" w:date="2026-10-18T00:00:00Z"/>
-        </w:rPr>
-      </w:pPr>
-      <w:ins w:id="40140" w:author="株式会社WineBank" w:date="2026-10-18T00:00:00Z">
+          <w:ins w:id="40143" w:author="株式会社WineBank" w:date="2026-10-18T00:00:00Z"/>
+        </w:rPr>
+      </w:pPr>
+      <w:ins w:id="40144" w:author="株式会社WineBank" w:date="2026-10-18T00:00:00Z">
         <w:r>
           <w:rPr>
             <w:rFonts w:ascii="ＭＳ 明朝" w:hAnsi="ＭＳ 明朝" w:hint="eastAsia"/>
@@ -6439,7 +6503,7 @@
         <w:tab/>
         <w:t xml:space="preserve">営業者及び受託者は、本財産の売却価額、出資金の返還額その他本出資者の収益について何ら保証するものではない。本契約の終了に伴う分配は、本条に基づく換価の完了後、</w:t>
       </w:r>
-      <w:del w:id="40141" w:author="株式会社WineBank" w:date="2026-10-18T00:00:00Z">
+      <w:del w:id="40145" w:author="株式会社WineBank" w:date="2026-10-18T00:00:00Z">
         <w:r>
           <w:rPr>
             <w:rFonts w:ascii="ＭＳ 明朝" w:hAnsi="ＭＳ 明朝" w:hint="eastAsia"/>
@@ -6447,7 +6511,7 @@
           <w:delText xml:space="preserve">第9条に準じて</w:delText>
         </w:r>
       </w:del>
-      <w:ins w:id="40142" w:author="株式会社WineBank" w:date="2026-10-18T00:00:00Z">
+      <w:ins w:id="40146" w:author="株式会社WineBank" w:date="2026-10-18T00:00:00Z">
         <w:r>
           <w:rPr>
             <w:rFonts w:ascii="ＭＳ 明朝" w:hAnsi="ＭＳ 明朝" w:hint="eastAsia"/>
@@ -8340,7 +8404,7 @@
 
 <file path=word/comments.xml><?xml version="1.0" encoding="utf-8"?>
 <w:comments xmlns:wpc="http://schemas.microsoft.com/office/word/2010/wordprocessingCanvas" xmlns:cx="http://schemas.microsoft.com/office/drawing/2014/chartex" xmlns:cx1="http://schemas.microsoft.com/office/drawing/2015/9/8/chartex" xmlns:cx2="http://schemas.microsoft.com/office/drawing/2015/10/21/chartex" xmlns:cx3="http://schemas.microsoft.com/office/drawing/2016/5/9/chartex" xmlns:cx4="http://schemas.microsoft.com/office/drawing/2016/5/10/chartex" xmlns:cx5="http://schemas.microsoft.com/office/drawing/2016/5/11/chartex" xmlns:cx6="http://schemas.microsoft.com/office/drawing/2016/5/12/chartex" xmlns:cx7="http://schemas.microsoft.com/office/drawing/2016/5/13/chartex" xmlns:cx8="http://schemas.microsoft.com/office/drawing/2016/5/14/chartex" xmlns:mc="http://schemas.openxmlformats.org/markup-compatibility/2006" xmlns:aink="http://schemas.microsoft.com/office/drawing/2016/ink" xmlns:am3d="http://schemas.microsoft.com/office/drawing/2017/model3d" xmlns:o="urn:schemas-microsoft-com:office:office" xmlns:oel="http://schemas.microsoft.com/office/2019/extlst" xmlns:r="http://schemas.openxmlformats.org/officeDocument/2006/relationships" xmlns:m="http://schemas.openxmlformats.org/officeDocument/2006/math" xmlns:v="urn:schemas-microsoft-com:vml" xmlns:wp14="http://schemas.microsoft.com/office/word/2010/wordprocessingDrawing" xmlns:wp="http://schemas.openxmlformats.org/drawingml/2006/wordprocessingDrawing" xmlns:w10="urn:schemas-microsoft-com:office:word" xmlns:w="http://schemas.openxmlformats.org/wordprocessingml/2006/main" xmlns:w14="http://schemas.microsoft.com/office/word/2010/wordml" xmlns:w15="http://schemas.microsoft.com/office/word/2012/wordml" xmlns:w16cex="http://schemas.microsoft.com/office/word/2018/wordml/cex" xmlns:w16cid="http://schemas.microsoft.com/office/word/2016/wordml/cid" xmlns:w16="http://schemas.microsoft.com/office/word/2018/wordml" xmlns:w16du="http://schemas.microsoft.com/office/word/2023/wordml/word16du" xmlns:w16sdtdh="http://schemas.microsoft.com/office/word/2020/wordml/sdtdatahash" xmlns:w16sdtfl="http://schemas.microsoft.com/office/word/2024/wordml/sdtformatlock" xmlns:w16se="http://schemas.microsoft.com/office/word/2015/wordml/symex" xmlns:wpg="http://schemas.microsoft.com/office/word/2010/wordprocessingGroup" xmlns:wpi="http://schemas.microsoft.com/office/word/2010/wordprocessingInk" xmlns:wne="http://schemas.microsoft.com/office/word/2006/wordml" xmlns:wps="http://schemas.microsoft.com/office/word/2010/wordprocessingShape" mc:Ignorable="w14 w15 w16se w16cid w16 w16cex w16sdtdh w16sdtfl w16du wp14">
-  <w:comment w:id="0" w:author="株式会社WineBank" w:date="2026-10-19T07:29:18Z" w:initials="WB">
+  <w:comment w:id="0" w:author="株式会社WineBank" w:date="2026-10-19T07:52:46Z" w:initials="WB">
     <w:p>
       <w:r>
         <w:rPr>
@@ -8358,7 +8422,7 @@
       </w:r>
     </w:p>
   </w:comment>
-  <w:comment w:id="1" w:author="株式会社WineBank" w:date="2026-10-19T07:29:18Z" w:initials="WB">
+  <w:comment w:id="1" w:author="株式会社WineBank" w:date="2026-10-19T07:52:47Z" w:initials="WB">
     <w:p>
       <w:r>
         <w:rPr>
@@ -8376,7 +8440,7 @@
       </w:r>
     </w:p>
   </w:comment>
-  <w:comment w:id="2" w:author="株式会社WineBank" w:date="2026-10-19T07:29:19Z" w:initials="WB">
+  <w:comment w:id="2" w:author="株式会社WineBank" w:date="2026-10-19T07:52:47Z" w:initials="WB">
     <w:p>
       <w:r>
         <w:rPr>
@@ -8394,7 +8458,7 @@
       </w:r>
     </w:p>
   </w:comment>
-  <w:comment w:id="3" w:author="株式会社WineBank" w:date="2026-10-19T07:29:19Z" w:initials="WB">
+  <w:comment w:id="3" w:author="株式会社WineBank" w:date="2026-10-19T07:52:47Z" w:initials="WB">
     <w:p>
       <w:r>
         <w:rPr>
@@ -8412,7 +8476,7 @@
       </w:r>
     </w:p>
   </w:comment>
-  <w:comment w:id="4" w:author="株式会社WineBank" w:date="2026-10-19T07:29:19Z" w:initials="WB">
+  <w:comment w:id="4" w:author="株式会社WineBank" w:date="2026-10-19T07:52:47Z" w:initials="WB">
     <w:p>
       <w:r>
         <w:rPr>
@@ -8430,7 +8494,7 @@
       </w:r>
     </w:p>
   </w:comment>
-  <w:comment w:id="5" w:author="株式会社WineBank" w:date="2026-10-19T07:29:19Z" w:initials="WB">
+  <w:comment w:id="5" w:author="株式会社WineBank" w:date="2026-10-19T07:52:47Z" w:initials="WB">
     <w:p>
       <w:r>
         <w:rPr>
@@ -8448,7 +8512,7 @@
       </w:r>
     </w:p>
   </w:comment>
-  <w:comment w:id="6" w:author="株式会社WineBank" w:date="2026-10-19T07:29:19Z" w:initials="WB">
+  <w:comment w:id="6" w:author="株式会社WineBank" w:date="2026-10-19T07:52:47Z" w:initials="WB">
     <w:p>
       <w:r>
         <w:rPr>
@@ -8466,7 +8530,7 @@
       </w:r>
     </w:p>
   </w:comment>
-  <w:comment w:id="7" w:author="株式会社WineBank" w:date="2026-10-19T07:29:19Z" w:initials="WB">
+  <w:comment w:id="7" w:author="株式会社WineBank" w:date="2026-10-19T07:52:47Z" w:initials="WB">
     <w:p>
       <w:r>
         <w:rPr>
@@ -8484,7 +8548,7 @@
       </w:r>
     </w:p>
   </w:comment>
-  <w:comment w:id="8" w:author="株式会社WineBank" w:date="2026-10-19T07:29:19Z" w:initials="WB">
+  <w:comment w:id="8" w:author="株式会社WineBank" w:date="2026-10-19T07:52:47Z" w:initials="WB">
     <w:p>
       <w:r>
         <w:rPr>
@@ -8502,7 +8566,7 @@
       </w:r>
     </w:p>
   </w:comment>
-  <w:comment w:id="9" w:author="株式会社WineBank" w:date="2026-10-19T07:29:20Z" w:initials="WB">
+  <w:comment w:id="9" w:author="株式会社WineBank" w:date="2026-10-19T07:52:47Z" w:initials="WB">
     <w:p>
       <w:r>
         <w:rPr>
@@ -8520,7 +8584,7 @@
       </w:r>
     </w:p>
   </w:comment>
-  <w:comment w:id="10" w:author="株式会社WineBank" w:date="2026-10-19T07:29:20Z" w:initials="WB">
+  <w:comment w:id="10" w:author="株式会社WineBank" w:date="2026-10-19T07:52:47Z" w:initials="WB">
     <w:p>
       <w:r>
         <w:rPr>
@@ -8538,7 +8602,7 @@
       </w:r>
     </w:p>
   </w:comment>
-  <w:comment w:id="11" w:author="株式会社WineBank" w:date="2026-10-19T07:29:20Z" w:initials="WB">
+  <w:comment w:id="11" w:author="株式会社WineBank" w:date="2026-10-19T07:52:47Z" w:initials="WB">
     <w:p>
       <w:r>
         <w:rPr>
@@ -8556,7 +8620,7 @@
       </w:r>
     </w:p>
   </w:comment>
-  <w:comment w:id="12" w:author="株式会社WineBank" w:date="2026-10-19T07:29:20Z" w:initials="WB">
+  <w:comment w:id="12" w:author="株式会社WineBank" w:date="2026-10-19T07:52:48Z" w:initials="WB">
     <w:p>
       <w:r>
         <w:rPr>
@@ -8570,11 +8634,11 @@
           <w:sz w:val="20"/>
           <w:szCs w:val="20"/>
         </w:rPr>
-        <w:t xml:space="preserve">【販売不振時の投資家優先回収】入庫2年目以降、直近12ヶ月の売上が総額の6割（1st 3億円／2nd 6億円）を下回った場合、仕入を止め、売却代金を投資家の年10%→投資家元本→当社元本→残余の順に分配します。年3億円の売上でも投資家の元本＋年10%は1stで約9ヶ月、2ndで約19ヶ月で回収できる試算です。ただし優先回収は仮の分配であり、最終の清算では全期間の損益を出資割合どおりに精算します（第3項・第4項）。保証ではありません（第5項）。</w:t>
+        <w:t xml:space="preserve">【販売不振時の投資家優先回収】半期末ごとに直近12ヶ月の売上を判定し、ファーストクローズ（2026年12月1日）分は2028年9月30日以後3億円、セカンドクローズ（2027年6月1日）後は2029年3月31日以後6億円を下回った場合に仕入を止め、売却代金を半期ごとに投資家の年10%→投資家元本→当社元本→残余の順に分配します。年3億円の売上でも投資家の元本＋年10%は1stで約12ヶ月、2ndで約24ヶ月で回収できる試算です。最終の清算では全期間の損益を出資割合どおりに精算し、投資家に不足があれば追加分配します。優先回収で多く受け取った分の返還は求めず、当社の分配から差し引きます（第4項）。保証ではありません（第5項）。</w:t>
       </w:r>
     </w:p>
   </w:comment>
-  <w:comment w:id="13" w:author="株式会社WineBank" w:date="2026-10-19T07:29:20Z" w:initials="WB">
+  <w:comment w:id="13" w:author="株式会社WineBank" w:date="2026-10-19T07:52:48Z" w:initials="WB">
     <w:p>
       <w:r>
         <w:rPr>
@@ -8588,11 +8652,11 @@
           <w:sz w:val="20"/>
           <w:szCs w:val="20"/>
         </w:rPr>
-        <w:t xml:space="preserve">【要法務確認】在庫を清算価格で売却し損失が出た場合、先に優先回収した分のうちプロラタを超える部分は相殺または返還により精算します。返還は優先回収額を上限とし、出資額を超える損失負担は生じません。返還請求の実効性と商法第538条（損失てん補前の利益配当）との関係は弁護士に確認予定です。</w:t>
+        <w:t xml:space="preserve">優先回収で受け取った額は返還不要です。投資家の受取はプロラタと優先回収額のいずれか多い方となり、差額は当社の持分で負担します。</w:t>
       </w:r>
     </w:p>
   </w:comment>
-  <w:comment w:id="14" w:author="株式会社WineBank" w:date="2026-10-19T07:29:20Z" w:initials="WB">
+  <w:comment w:id="14" w:author="株式会社WineBank" w:date="2026-10-19T07:52:48Z" w:initials="WB">
     <w:p>
       <w:r>
         <w:rPr>
@@ -8615,61 +8679,61 @@
 
 <file path=word/commentsExtended.xml><?xml version="1.0" encoding="utf-8"?>
 <w15:commentsEx xmlns:wpc="http://schemas.microsoft.com/office/word/2010/wordprocessingCanvas" xmlns:cx="http://schemas.microsoft.com/office/drawing/2014/chartex" xmlns:cx1="http://schemas.microsoft.com/office/drawing/2015/9/8/chartex" xmlns:cx2="http://schemas.microsoft.com/office/drawing/2015/10/21/chartex" xmlns:cx3="http://schemas.microsoft.com/office/drawing/2016/5/9/chartex" xmlns:cx4="http://schemas.microsoft.com/office/drawing/2016/5/10/chartex" xmlns:cx5="http://schemas.microsoft.com/office/drawing/2016/5/11/chartex" xmlns:cx6="http://schemas.microsoft.com/office/drawing/2016/5/12/chartex" xmlns:cx7="http://schemas.microsoft.com/office/drawing/2016/5/13/chartex" xmlns:cx8="http://schemas.microsoft.com/office/drawing/2016/5/14/chartex" xmlns:mc="http://schemas.openxmlformats.org/markup-compatibility/2006" xmlns:aink="http://schemas.microsoft.com/office/drawing/2016/ink" xmlns:am3d="http://schemas.microsoft.com/office/drawing/2017/model3d" xmlns:o="urn:schemas-microsoft-com:office:office" xmlns:oel="http://schemas.microsoft.com/office/2019/extlst" xmlns:r="http://schemas.openxmlformats.org/officeDocument/2006/relationships" xmlns:m="http://schemas.openxmlformats.org/officeDocument/2006/math" xmlns:v="urn:schemas-microsoft-com:vml" xmlns:wp14="http://schemas.microsoft.com/office/word/2010/wordprocessingDrawing" xmlns:wp="http://schemas.openxmlformats.org/drawingml/2006/wordprocessingDrawing" xmlns:w10="urn:schemas-microsoft-com:office:word" xmlns:w="http://schemas.openxmlformats.org/wordprocessingml/2006/main" xmlns:w14="http://schemas.microsoft.com/office/word/2010/wordml" xmlns:w15="http://schemas.microsoft.com/office/word/2012/wordml" xmlns:w16cex="http://schemas.microsoft.com/office/word/2018/wordml/cex" xmlns:w16cid="http://schemas.microsoft.com/office/word/2016/wordml/cid" xmlns:w16="http://schemas.microsoft.com/office/word/2018/wordml" xmlns:w16du="http://schemas.microsoft.com/office/word/2023/wordml/word16du" xmlns:w16sdtdh="http://schemas.microsoft.com/office/word/2020/wordml/sdtdatahash" xmlns:w16sdtfl="http://schemas.microsoft.com/office/word/2024/wordml/sdtformatlock" xmlns:w16se="http://schemas.microsoft.com/office/word/2015/wordml/symex" xmlns:wpg="http://schemas.microsoft.com/office/word/2010/wordprocessingGroup" xmlns:wpi="http://schemas.microsoft.com/office/word/2010/wordprocessingInk" xmlns:wne="http://schemas.microsoft.com/office/word/2006/wordml" xmlns:wps="http://schemas.microsoft.com/office/word/2010/wordprocessingShape" mc:Ignorable="w14 w15 w16se w16cid w16 w16cex w16sdtdh w16sdtfl w16du wp14">
-  <w15:commentEx w15:paraId="3744AC5D" w15:done="0"/>
-  <w15:commentEx w15:paraId="6DE34846" w15:done="0"/>
-  <w15:commentEx w15:paraId="33F0E17F" w15:done="0"/>
-  <w15:commentEx w15:paraId="2F34B633" w15:done="0"/>
-  <w15:commentEx w15:paraId="7D63DAA3" w15:done="0"/>
-  <w15:commentEx w15:paraId="41D0C4B9" w15:done="0"/>
-  <w15:commentEx w15:paraId="536E3434" w15:done="0"/>
-  <w15:commentEx w15:paraId="5BD08F17" w15:done="0"/>
-  <w15:commentEx w15:paraId="48781396" w15:done="0"/>
-  <w15:commentEx w15:paraId="2FF07044" w15:done="0"/>
-  <w15:commentEx w15:paraId="5277B679" w15:done="0"/>
-  <w15:commentEx w15:paraId="1BEF5DA1" w15:done="0"/>
-  <w15:commentEx w15:paraId="23B4BD83" w15:done="0"/>
-  <w15:commentEx w15:paraId="5B8F783C" w15:done="0"/>
-  <w15:commentEx w15:paraId="334051A9" w15:done="0"/>
+  <w15:commentEx w15:paraId="36E9DBED" w15:done="0"/>
+  <w15:commentEx w15:paraId="5868E4ED" w15:done="0"/>
+  <w15:commentEx w15:paraId="50646D67" w15:done="0"/>
+  <w15:commentEx w15:paraId="7BA1DC39" w15:done="0"/>
+  <w15:commentEx w15:paraId="3FE30458" w15:done="0"/>
+  <w15:commentEx w15:paraId="5B4EF841" w15:done="0"/>
+  <w15:commentEx w15:paraId="486A45B0" w15:done="0"/>
+  <w15:commentEx w15:paraId="37A6A2A4" w15:done="0"/>
+  <w15:commentEx w15:paraId="6219E407" w15:done="0"/>
+  <w15:commentEx w15:paraId="002376F4" w15:done="0"/>
+  <w15:commentEx w15:paraId="12934897" w15:done="0"/>
+  <w15:commentEx w15:paraId="082BD791" w15:done="0"/>
+  <w15:commentEx w15:paraId="3D50B81F" w15:done="0"/>
+  <w15:commentEx w15:paraId="3095CAB7" w15:done="0"/>
+  <w15:commentEx w15:paraId="711B808E" w15:done="0"/>
 </w15:commentsEx>
 </file>
 
 <file path=word/commentsExtensible.xml><?xml version="1.0" encoding="utf-8"?>
 <w16cex:commentsExtensible xmlns:wpc="http://schemas.microsoft.com/office/word/2010/wordprocessingCanvas" xmlns:cx="http://schemas.microsoft.com/office/drawing/2014/chartex" xmlns:cx1="http://schemas.microsoft.com/office/drawing/2015/9/8/chartex" xmlns:cx2="http://schemas.microsoft.com/office/drawing/2015/10/21/chartex" xmlns:cx3="http://schemas.microsoft.com/office/drawing/2016/5/9/chartex" xmlns:cx4="http://schemas.microsoft.com/office/drawing/2016/5/10/chartex" xmlns:cx5="http://schemas.microsoft.com/office/drawing/2016/5/11/chartex" xmlns:cx6="http://schemas.microsoft.com/office/drawing/2016/5/12/chartex" xmlns:cx7="http://schemas.microsoft.com/office/drawing/2016/5/13/chartex" xmlns:cx8="http://schemas.microsoft.com/office/drawing/2016/5/14/chartex" xmlns:cr="http://schemas.microsoft.com/office/comments/2020/reactions" xmlns:mc="http://schemas.openxmlformats.org/markup-compatibility/2006" xmlns:aink="http://schemas.microsoft.com/office/drawing/2016/ink" xmlns:am3d="http://schemas.microsoft.com/office/drawing/2017/model3d" xmlns:o="urn:schemas-microsoft-com:office:office" xmlns:oel="http://schemas.microsoft.com/office/2019/extlst" xmlns:r="http://schemas.openxmlformats.org/officeDocument/2006/relationships" xmlns:m="http://schemas.openxmlformats.org/officeDocument/2006/math" xmlns:v="urn:schemas-microsoft-com:vml" xmlns:wp14="http://schemas.microsoft.com/office/word/2010/wordprocessingDrawing" xmlns:wp="http://schemas.openxmlformats.org/drawingml/2006/wordprocessingDrawing" xmlns:w10="urn:schemas-microsoft-com:office:word" xmlns:w="http://schemas.openxmlformats.org/wordprocessingml/2006/main" xmlns:w14="http://schemas.microsoft.com/office/word/2010/wordml" xmlns:w15="http://schemas.microsoft.com/office/word/2012/wordml" xmlns:w16cex="http://schemas.microsoft.com/office/word/2018/wordml/cex" xmlns:w16cid="http://schemas.microsoft.com/office/word/2016/wordml/cid" xmlns:w16="http://schemas.microsoft.com/office/word/2018/wordml" xmlns:w16du="http://schemas.microsoft.com/office/word/2023/wordml/word16du" xmlns:w16sdtdh="http://schemas.microsoft.com/office/word/2020/wordml/sdtdatahash" xmlns:w16sdtfl="http://schemas.microsoft.com/office/word/2024/wordml/sdtformatlock" xmlns:w16se="http://schemas.microsoft.com/office/word/2015/wordml/symex" xmlns:wpg="http://schemas.microsoft.com/office/word/2010/wordprocessingGroup" xmlns:wpi="http://schemas.microsoft.com/office/word/2010/wordprocessingInk" xmlns:wne="http://schemas.microsoft.com/office/word/2006/wordml" xmlns:wps="http://schemas.microsoft.com/office/word/2010/wordprocessingShape" mc:Ignorable="w14 w15 w16se w16cid w16 w16cex w16sdtdh w16sdtfl cr w16du wp14">
-  <w16cex:commentExtensible w16cex:durableId="5E37728D" w16cex:dateUtc="2026-10-19T07:29:18Z"/>
-  <w16cex:commentExtensible w16cex:durableId="79E88643" w16cex:dateUtc="2026-10-19T07:29:18Z"/>
-  <w16cex:commentExtensible w16cex:durableId="0556DB84" w16cex:dateUtc="2026-10-19T07:29:19Z"/>
-  <w16cex:commentExtensible w16cex:durableId="6F68A243" w16cex:dateUtc="2026-10-19T07:29:19Z"/>
-  <w16cex:commentExtensible w16cex:durableId="04CAA5D6" w16cex:dateUtc="2026-10-19T07:29:19Z"/>
-  <w16cex:commentExtensible w16cex:durableId="721118C5" w16cex:dateUtc="2026-10-19T07:29:19Z"/>
-  <w16cex:commentExtensible w16cex:durableId="05BD203F" w16cex:dateUtc="2026-10-19T07:29:19Z"/>
-  <w16cex:commentExtensible w16cex:durableId="05329FB0" w16cex:dateUtc="2026-10-19T07:29:19Z"/>
-  <w16cex:commentExtensible w16cex:durableId="7BDA2B59" w16cex:dateUtc="2026-10-19T07:29:19Z"/>
-  <w16cex:commentExtensible w16cex:durableId="32C5E112" w16cex:dateUtc="2026-10-19T07:29:20Z"/>
-  <w16cex:commentExtensible w16cex:durableId="038325B3" w16cex:dateUtc="2026-10-19T07:29:20Z"/>
-  <w16cex:commentExtensible w16cex:durableId="060F0FF4" w16cex:dateUtc="2026-10-19T07:29:20Z"/>
-  <w16cex:commentExtensible w16cex:durableId="64F0A11D" w16cex:dateUtc="2026-10-19T07:29:20Z"/>
-  <w16cex:commentExtensible w16cex:durableId="72FCB1A5" w16cex:dateUtc="2026-10-19T07:29:20Z"/>
-  <w16cex:commentExtensible w16cex:durableId="3F4D47FB" w16cex:dateUtc="2026-10-19T07:29:20Z"/>
+  <w16cex:commentExtensible w16cex:durableId="2E636ACC" w16cex:dateUtc="2026-10-19T07:52:46Z"/>
+  <w16cex:commentExtensible w16cex:durableId="478C193A" w16cex:dateUtc="2026-10-19T07:52:47Z"/>
+  <w16cex:commentExtensible w16cex:durableId="3F66B759" w16cex:dateUtc="2026-10-19T07:52:47Z"/>
+  <w16cex:commentExtensible w16cex:durableId="60A184F6" w16cex:dateUtc="2026-10-19T07:52:47Z"/>
+  <w16cex:commentExtensible w16cex:durableId="67CD3057" w16cex:dateUtc="2026-10-19T07:52:47Z"/>
+  <w16cex:commentExtensible w16cex:durableId="695F5903" w16cex:dateUtc="2026-10-19T07:52:47Z"/>
+  <w16cex:commentExtensible w16cex:durableId="48C34B2B" w16cex:dateUtc="2026-10-19T07:52:47Z"/>
+  <w16cex:commentExtensible w16cex:durableId="67615832" w16cex:dateUtc="2026-10-19T07:52:47Z"/>
+  <w16cex:commentExtensible w16cex:durableId="3BA38E6A" w16cex:dateUtc="2026-10-19T07:52:47Z"/>
+  <w16cex:commentExtensible w16cex:durableId="78B1B549" w16cex:dateUtc="2026-10-19T07:52:47Z"/>
+  <w16cex:commentExtensible w16cex:durableId="6937FC19" w16cex:dateUtc="2026-10-19T07:52:47Z"/>
+  <w16cex:commentExtensible w16cex:durableId="063E96EE" w16cex:dateUtc="2026-10-19T07:52:47Z"/>
+  <w16cex:commentExtensible w16cex:durableId="2675C440" w16cex:dateUtc="2026-10-19T07:52:48Z"/>
+  <w16cex:commentExtensible w16cex:durableId="4FE6F6A8" w16cex:dateUtc="2026-10-19T07:52:48Z"/>
+  <w16cex:commentExtensible w16cex:durableId="2253E515" w16cex:dateUtc="2026-10-19T07:52:48Z"/>
 </w16cex:commentsExtensible>
 </file>
 
 <file path=word/commentsIds.xml><?xml version="1.0" encoding="utf-8"?>
 <w16cid:commentsIds xmlns:wpc="http://schemas.microsoft.com/office/word/2010/wordprocessingCanvas" xmlns:cx="http://schemas.microsoft.com/office/drawing/2014/chartex" xmlns:cx1="http://schemas.microsoft.com/office/drawing/2015/9/8/chartex" xmlns:cx2="http://schemas.microsoft.com/office/drawing/2015/10/21/chartex" xmlns:cx3="http://schemas.microsoft.com/office/drawing/2016/5/9/chartex" xmlns:cx4="http://schemas.microsoft.com/office/drawing/2016/5/10/chartex" xmlns:cx5="http://schemas.microsoft.com/office/drawing/2016/5/11/chartex" xmlns:cx6="http://schemas.microsoft.com/office/drawing/2016/5/12/chartex" xmlns:cx7="http://schemas.microsoft.com/office/drawing/2016/5/13/chartex" xmlns:cx8="http://schemas.microsoft.com/office/drawing/2016/5/14/chartex" xmlns:mc="http://schemas.openxmlformats.org/markup-compatibility/2006" xmlns:aink="http://schemas.microsoft.com/office/drawing/2016/ink" xmlns:am3d="http://schemas.microsoft.com/office/drawing/2017/model3d" xmlns:o="urn:schemas-microsoft-com:office:office" xmlns:oel="http://schemas.microsoft.com/office/2019/extlst" xmlns:r="http://schemas.openxmlformats.org/officeDocument/2006/relationships" xmlns:m="http://schemas.openxmlformats.org/officeDocument/2006/math" xmlns:v="urn:schemas-microsoft-com:vml" xmlns:wp14="http://schemas.microsoft.com/office/word/2010/wordprocessingDrawing" xmlns:wp="http://schemas.openxmlformats.org/drawingml/2006/wordprocessingDrawing" xmlns:w10="urn:schemas-microsoft-com:office:word" xmlns:w="http://schemas.openxmlformats.org/wordprocessingml/2006/main" xmlns:w14="http://schemas.microsoft.com/office/word/2010/wordml" xmlns:w15="http://schemas.microsoft.com/office/word/2012/wordml" xmlns:w16cex="http://schemas.microsoft.com/office/word/2018/wordml/cex" xmlns:w16cid="http://schemas.microsoft.com/office/word/2016/wordml/cid" xmlns:w16="http://schemas.microsoft.com/office/word/2018/wordml" xmlns:w16du="http://schemas.microsoft.com/office/word/2023/wordml/word16du" xmlns:w16sdtdh="http://schemas.microsoft.com/office/word/2020/wordml/sdtdatahash" xmlns:w16sdtfl="http://schemas.microsoft.com/office/word/2024/wordml/sdtformatlock" xmlns:w16se="http://schemas.microsoft.com/office/word/2015/wordml/symex" xmlns:wpg="http://schemas.microsoft.com/office/word/2010/wordprocessingGroup" xmlns:wpi="http://schemas.microsoft.com/office/word/2010/wordprocessingInk" xmlns:wne="http://schemas.microsoft.com/office/word/2006/wordml" xmlns:wps="http://schemas.microsoft.com/office/word/2010/wordprocessingShape" mc:Ignorable="w14 w15 w16se w16cid w16 w16cex w16sdtdh w16sdtfl w16du wp14">
-  <w16cid:commentId w16cid:paraId="3744AC5D" w16cid:durableId="5E37728D"/>
-  <w16cid:commentId w16cid:paraId="6DE34846" w16cid:durableId="79E88643"/>
-  <w16cid:commentId w16cid:paraId="33F0E17F" w16cid:durableId="0556DB84"/>
-  <w16cid:commentId w16cid:paraId="2F34B633" w16cid:durableId="6F68A243"/>
-  <w16cid:commentId w16cid:paraId="7D63DAA3" w16cid:durableId="04CAA5D6"/>
-  <w16cid:commentId w16cid:paraId="41D0C4B9" w16cid:durableId="721118C5"/>
-  <w16cid:commentId w16cid:paraId="536E3434" w16cid:durableId="05BD203F"/>
-  <w16cid:commentId w16cid:paraId="5BD08F17" w16cid:durableId="05329FB0"/>
-  <w16cid:commentId w16cid:paraId="48781396" w16cid:durableId="7BDA2B59"/>
-  <w16cid:commentId w16cid:paraId="2FF07044" w16cid:durableId="32C5E112"/>
-  <w16cid:commentId w16cid:paraId="5277B679" w16cid:durableId="038325B3"/>
-  <w16cid:commentId w16cid:paraId="1BEF5DA1" w16cid:durableId="060F0FF4"/>
-  <w16cid:commentId w16cid:paraId="23B4BD83" w16cid:durableId="64F0A11D"/>
-  <w16cid:commentId w16cid:paraId="5B8F783C" w16cid:durableId="72FCB1A5"/>
-  <w16cid:commentId w16cid:paraId="334051A9" w16cid:durableId="3F4D47FB"/>
+  <w16cid:commentId w16cid:paraId="36E9DBED" w16cid:durableId="2E636ACC"/>
+  <w16cid:commentId w16cid:paraId="5868E4ED" w16cid:durableId="478C193A"/>
+  <w16cid:commentId w16cid:paraId="50646D67" w16cid:durableId="3F66B759"/>
+  <w16cid:commentId w16cid:paraId="7BA1DC39" w16cid:durableId="60A184F6"/>
+  <w16cid:commentId w16cid:paraId="3FE30458" w16cid:durableId="67CD3057"/>
+  <w16cid:commentId w16cid:paraId="5B4EF841" w16cid:durableId="695F5903"/>
+  <w16cid:commentId w16cid:paraId="486A45B0" w16cid:durableId="48C34B2B"/>
+  <w16cid:commentId w16cid:paraId="37A6A2A4" w16cid:durableId="67615832"/>
+  <w16cid:commentId w16cid:paraId="6219E407" w16cid:durableId="3BA38E6A"/>
+  <w16cid:commentId w16cid:paraId="002376F4" w16cid:durableId="78B1B549"/>
+  <w16cid:commentId w16cid:paraId="12934897" w16cid:durableId="6937FC19"/>
+  <w16cid:commentId w16cid:paraId="082BD791" w16cid:durableId="063E96EE"/>
+  <w16cid:commentId w16cid:paraId="3D50B81F" w16cid:durableId="2675C440"/>
+  <w16cid:commentId w16cid:paraId="3095CAB7" w16cid:durableId="4FE6F6A8"/>
+  <w16cid:commentId w16cid:paraId="711B808E" w16cid:durableId="2253E515"/>
 </w16cid:commentsIds>
 </file>
 

--- a/docs/wine-fund/contract/匿名組合契約書_合同会社WineBankP5_高山様ご指摘対応_修正履歴付_20261020v7.docx
+++ b/docs/wine-fund/contract/匿名組合契約書_合同会社WineBankP5_高山様ご指摘対応_修正履歴付_20261020v7.docx
@@ -1196,7 +1196,7 @@
         </w:rPr>
         <w:t xml:space="preserve">「当初出資実行日」とは、2026年</w:t>
       </w:r>
-      <w:del w:id="40147" w:author="株式会社WineBank" w:date="2026-10-18T00:00:00Z">
+      <w:del w:id="40144" w:author="株式会社WineBank" w:date="2026-10-18T00:00:00Z">
         <w:r>
           <w:rPr>
             <w:rFonts w:ascii="ＭＳ 明朝" w:hAnsi="ＭＳ 明朝" w:hint="eastAsia"/>
@@ -1204,7 +1204,7 @@
           <w:delText xml:space="preserve">●月●●日</w:delText>
         </w:r>
       </w:del>
-      <w:ins w:id="40148" w:author="株式会社WineBank" w:date="2026-10-18T00:00:00Z">
+      <w:ins w:id="40145" w:author="株式会社WineBank" w:date="2026-10-18T00:00:00Z">
         <w:r>
           <w:rPr>
             <w:rFonts w:ascii="ＭＳ 明朝" w:hAnsi="ＭＳ 明朝" w:hint="eastAsia"/>
@@ -3495,6 +3495,7 @@
           <w:rFonts w:ascii="ＭＳ 明朝" w:hAnsi="ＭＳ 明朝"/>
         </w:rPr>
       </w:pPr>
+      <w:commentRangeStart w:id="13"/>
       <w:r>
         <w:rPr>
           <w:rFonts w:ascii="ＭＳ 明朝" w:hAnsi="ＭＳ 明朝" w:hint="eastAsia"/>
@@ -3505,7 +3506,21 @@
         <w:rPr>
           <w:rFonts w:hint="eastAsia"/>
         </w:rPr>
-        <w:t xml:space="preserve">営業者口座の残高から営業者が合理的に必要と判断して留保する額を控除した残額に、本出資者の当該</w:t>
+        <w:t xml:space="preserve">営業者口座の残高から営業者が合理的に必要と判断して留保する額</w:t>
+      </w:r>
+      <w:ins w:id="40143" w:author="株式会社WineBank" w:date="2026-10-18T00:00:00Z">
+        <w:r>
+          <w:rPr>
+            <w:rFonts w:hint="eastAsia"/>
+          </w:rPr>
+          <w:t xml:space="preserve">（売却した本財産たるワインその他の酒類の取得価額に相当する額を含む。当該額は、第16条第8項に定める売却の開始前は本財産たるワインその他の酒類の再取得に充て、出資の価額の返還には充てない。）</w:t>
+        </w:r>
+      </w:ins>
+      <w:r>
+        <w:rPr>
+          <w:rFonts w:hint="eastAsia"/>
+        </w:rPr>
+        <w:t xml:space="preserve">を控除した残額に、本出資者の当該</w:t>
       </w:r>
       <w:r>
         <w:rPr>
@@ -3536,6 +3551,13 @@
           <w:rFonts w:ascii="ＭＳ 明朝" w:hAnsi="ＭＳ 明朝" w:hint="eastAsia"/>
         </w:rPr>
         <w:t xml:space="preserve">、第10条第1項に定める口座に振り込む方法によって本出資者に支払うものとする。前項に従って本出資者に支払われた金銭のうち、当該匿名組合分配対象期間に係る出資割合に応じた本利益の額及び現金分配留保額の合計額を超過する金額又は営業者が出資の払戻しであると別途明確に指定した金額（もしあれば）については、出資の払戻しとする。但し、本出資者は、出資払戻金の受領を留保することができる。なお、出資の払戻しにより、出資金の残額が0円となった場合でも、第16条又は第17条に定める契約終了事由に該当しない限り、本契約の効力には影響せず、本事業は終了しない。</w:t>
+      </w:r>
+      <w:commentRangeEnd w:id="13"/>
+      <w:r>
+        <w:rPr>
+          <w:rStyle w:val="CommentReference"/>
+        </w:rPr>
+        <w:commentReference w:id="13"/>
       </w:r>
     </w:p>
     <w:p>
@@ -3663,7 +3685,7 @@
           </w:rPr>
           <w:t xml:space="preserve">（1）</w:t>
           <w:tab/>
-          <w:t xml:space="preserve">受託者及びその関係者を除く本件匿名組合員（以下「優先組合員」という。）に対し、その出資金の残高に年10%を乗じた額（1年を365日とする日割計算とし、未払額は累積する。）</w:t>
+          <w:t xml:space="preserve">受託者及びその関係者を除く本件匿名組合員（以下「優先組合員」という。）に対し、その出資金の残高に達するまでの出資の価額の返還</w:t>
         </w:r>
       </w:ins>
     </w:p>
@@ -3684,7 +3706,7 @@
           </w:rPr>
           <w:t xml:space="preserve">（2）</w:t>
           <w:tab/>
-          <w:t xml:space="preserve">優先組合員に対し、その出資金の残高に達するまでの出資の価額の返還</w:t>
+          <w:t xml:space="preserve">受託者に対し、その出資金の残高に達するまでの出資の価額の返還</w:t>
         </w:r>
       </w:ins>
     </w:p>
@@ -3705,49 +3727,28 @@
           </w:rPr>
           <w:t xml:space="preserve">（3）</w:t>
           <w:tab/>
-          <w:t xml:space="preserve">受託者に対し、その出資金の残高に達するまでの出資の価額の返還</w:t>
+          <w:t xml:space="preserve">残額は、各本件匿名組合員の当初の出資金の額の比率に応じて分配</w:t>
         </w:r>
       </w:ins>
     </w:p>
     <w:p>
       <w:pPr>
         <w:tabs>
-          <w:tab w:val="left" w:pos="1260"/>
-        </w:tabs>
-        <w:ind w:left="1260" w:hanging="742"/>
+          <w:tab w:val="left" w:pos="518"/>
+        </w:tabs>
+        <w:ind w:left="518" w:hanging="518"/>
         <w:rPr>
           <w:ins w:id="40137" w:author="株式会社WineBank" w:date="2026-10-18T00:00:00Z"/>
         </w:rPr>
       </w:pPr>
       <w:ins w:id="40138" w:author="株式会社WineBank" w:date="2026-10-18T00:00:00Z">
-        <w:r>
-          <w:rPr>
-            <w:rFonts w:ascii="ＭＳ 明朝" w:hAnsi="ＭＳ 明朝" w:hint="eastAsia"/>
-          </w:rPr>
-          <w:t xml:space="preserve">（4）</w:t>
-          <w:tab/>
-          <w:t xml:space="preserve">残額は、出資割合に応じて分配</w:t>
-        </w:r>
-      </w:ins>
-    </w:p>
-    <w:p>
-      <w:pPr>
-        <w:tabs>
-          <w:tab w:val="left" w:pos="518"/>
-        </w:tabs>
-        <w:ind w:left="518" w:hanging="518"/>
-        <w:rPr>
-          <w:ins w:id="40139" w:author="株式会社WineBank" w:date="2026-10-18T00:00:00Z"/>
-        </w:rPr>
-      </w:pPr>
-      <w:ins w:id="40140" w:author="株式会社WineBank" w:date="2026-10-18T00:00:00Z">
         <w:r>
           <w:rPr>
             <w:rFonts w:ascii="ＭＳ 明朝" w:hAnsi="ＭＳ 明朝" w:hint="eastAsia"/>
           </w:rPr>
           <w:t xml:space="preserve">3</w:t>
           <w:tab/>
-          <w:t xml:space="preserve">前項に基づく分配は、本契約の終了に伴う最終の精算までの間の仮の分配とする。営業者は、第16条に基づく換価の完了後、本契約の期間を通じた本損益の合計額を出資割合に応じて帰属させたものとして各本件匿名組合員が受けるべき分配額及び出資の価額の返還額の合計額（以下「最終帰属額」という。）を算定し、既に分配又は返還した額との差額を精算する。</w:t>
+          <w:t xml:space="preserve">本契約の終了に伴う最終の分配は、優先回収事由の有無にかかわらず、第16条に基づく換価の完了後、前項各号の順序により行う。この場合において、本契約の期間を通じた本損益の合計額が損失となるときは、当該損失は、受託者の出資金の額を限度としてまず受託者が負担し、なお残る損失を優先組合員が出資割合に応じて負担する。既に分配した本利益の返還は求めない。</w:t>
         </w:r>
       </w:ins>
     </w:p>
@@ -3758,44 +3759,15 @@
         </w:tabs>
         <w:ind w:left="518" w:hanging="518"/>
         <w:rPr>
-          <w:ins w:id="40141" w:author="株式会社WineBank" w:date="2026-10-18T00:00:00Z"/>
-        </w:rPr>
-      </w:pPr>
-      <w:commentRangeStart w:id="13"/>
-      <w:ins w:id="40142" w:author="株式会社WineBank" w:date="2026-10-18T00:00:00Z">
+          <w:ins w:id="40139" w:author="株式会社WineBank" w:date="2026-10-18T00:00:00Z"/>
+        </w:rPr>
+      </w:pPr>
+      <w:ins w:id="40140" w:author="株式会社WineBank" w:date="2026-10-18T00:00:00Z">
         <w:r>
           <w:rPr>
             <w:rFonts w:ascii="ＭＳ 明朝" w:hAnsi="ＭＳ 明朝" w:hint="eastAsia"/>
           </w:rPr>
           <w:t xml:space="preserve">4</w:t>
-          <w:tab/>
-          <w:t xml:space="preserve">前項の精算において、本出資者が既に受領した額の合計額が最終帰属額を超える場合であっても、本出資者は当該超過額を返還することを要しない。この場合、当該超過額に相当する額は、受託者に対する分配額及び出資の価額の返還額から控除する。</w:t>
-        </w:r>
-      </w:ins>
-      <w:commentRangeEnd w:id="13"/>
-      <w:r>
-        <w:rPr>
-          <w:rStyle w:val="CommentReference"/>
-        </w:rPr>
-        <w:commentReference w:id="13"/>
-      </w:r>
-    </w:p>
-    <w:p>
-      <w:pPr>
-        <w:tabs>
-          <w:tab w:val="left" w:pos="518"/>
-        </w:tabs>
-        <w:ind w:left="518" w:hanging="518"/>
-        <w:rPr>
-          <w:ins w:id="40143" w:author="株式会社WineBank" w:date="2026-10-18T00:00:00Z"/>
-        </w:rPr>
-      </w:pPr>
-      <w:ins w:id="40144" w:author="株式会社WineBank" w:date="2026-10-18T00:00:00Z">
-        <w:r>
-          <w:rPr>
-            <w:rFonts w:ascii="ＭＳ 明朝" w:hAnsi="ＭＳ 明朝" w:hint="eastAsia"/>
-          </w:rPr>
-          <w:t xml:space="preserve">5</w:t>
           <w:tab/>
           <w:t xml:space="preserve">本条は、本出資者の出資金の返還又は収益を保証するものではなく、営業者及び受託者は、本条に定めるもののほか、本出資者に対しいかなる支払義務も負わない。管理報酬は、優先回収事由が生じた後も第11条第2項に従い支払われる。</w:t>
         </w:r>
@@ -6503,7 +6475,7 @@
         <w:tab/>
         <w:t xml:space="preserve">営業者及び受託者は、本財産の売却価額、出資金の返還額その他本出資者の収益について何ら保証するものではない。本契約の終了に伴う分配は、本条に基づく換価の完了後、</w:t>
       </w:r>
-      <w:del w:id="40145" w:author="株式会社WineBank" w:date="2026-10-18T00:00:00Z">
+      <w:del w:id="40141" w:author="株式会社WineBank" w:date="2026-10-18T00:00:00Z">
         <w:r>
           <w:rPr>
             <w:rFonts w:ascii="ＭＳ 明朝" w:hAnsi="ＭＳ 明朝" w:hint="eastAsia"/>
@@ -6511,7 +6483,7 @@
           <w:delText xml:space="preserve">第9条に準じて</w:delText>
         </w:r>
       </w:del>
-      <w:ins w:id="40146" w:author="株式会社WineBank" w:date="2026-10-18T00:00:00Z">
+      <w:ins w:id="40142" w:author="株式会社WineBank" w:date="2026-10-18T00:00:00Z">
         <w:r>
           <w:rPr>
             <w:rFonts w:ascii="ＭＳ 明朝" w:hAnsi="ＭＳ 明朝" w:hint="eastAsia"/>
@@ -8404,7 +8376,7 @@
 
 <file path=word/comments.xml><?xml version="1.0" encoding="utf-8"?>
 <w:comments xmlns:wpc="http://schemas.microsoft.com/office/word/2010/wordprocessingCanvas" xmlns:cx="http://schemas.microsoft.com/office/drawing/2014/chartex" xmlns:cx1="http://schemas.microsoft.com/office/drawing/2015/9/8/chartex" xmlns:cx2="http://schemas.microsoft.com/office/drawing/2015/10/21/chartex" xmlns:cx3="http://schemas.microsoft.com/office/drawing/2016/5/9/chartex" xmlns:cx4="http://schemas.microsoft.com/office/drawing/2016/5/10/chartex" xmlns:cx5="http://schemas.microsoft.com/office/drawing/2016/5/11/chartex" xmlns:cx6="http://schemas.microsoft.com/office/drawing/2016/5/12/chartex" xmlns:cx7="http://schemas.microsoft.com/office/drawing/2016/5/13/chartex" xmlns:cx8="http://schemas.microsoft.com/office/drawing/2016/5/14/chartex" xmlns:mc="http://schemas.openxmlformats.org/markup-compatibility/2006" xmlns:aink="http://schemas.microsoft.com/office/drawing/2016/ink" xmlns:am3d="http://schemas.microsoft.com/office/drawing/2017/model3d" xmlns:o="urn:schemas-microsoft-com:office:office" xmlns:oel="http://schemas.microsoft.com/office/2019/extlst" xmlns:r="http://schemas.openxmlformats.org/officeDocument/2006/relationships" xmlns:m="http://schemas.openxmlformats.org/officeDocument/2006/math" xmlns:v="urn:schemas-microsoft-com:vml" xmlns:wp14="http://schemas.microsoft.com/office/word/2010/wordprocessingDrawing" xmlns:wp="http://schemas.openxmlformats.org/drawingml/2006/wordprocessingDrawing" xmlns:w10="urn:schemas-microsoft-com:office:word" xmlns:w="http://schemas.openxmlformats.org/wordprocessingml/2006/main" xmlns:w14="http://schemas.microsoft.com/office/word/2010/wordml" xmlns:w15="http://schemas.microsoft.com/office/word/2012/wordml" xmlns:w16cex="http://schemas.microsoft.com/office/word/2018/wordml/cex" xmlns:w16cid="http://schemas.microsoft.com/office/word/2016/wordml/cid" xmlns:w16="http://schemas.microsoft.com/office/word/2018/wordml" xmlns:w16du="http://schemas.microsoft.com/office/word/2023/wordml/word16du" xmlns:w16sdtdh="http://schemas.microsoft.com/office/word/2020/wordml/sdtdatahash" xmlns:w16sdtfl="http://schemas.microsoft.com/office/word/2024/wordml/sdtformatlock" xmlns:w16se="http://schemas.microsoft.com/office/word/2015/wordml/symex" xmlns:wpg="http://schemas.microsoft.com/office/word/2010/wordprocessingGroup" xmlns:wpi="http://schemas.microsoft.com/office/word/2010/wordprocessingInk" xmlns:wne="http://schemas.microsoft.com/office/word/2006/wordml" xmlns:wps="http://schemas.microsoft.com/office/word/2010/wordprocessingShape" mc:Ignorable="w14 w15 w16se w16cid w16 w16cex w16sdtdh w16sdtfl w16du wp14">
-  <w:comment w:id="0" w:author="株式会社WineBank" w:date="2026-10-19T07:52:46Z" w:initials="WB">
+  <w:comment w:id="0" w:author="株式会社WineBank" w:date="2026-10-19T08:34:10Z" w:initials="WB">
     <w:p>
       <w:r>
         <w:rPr>
@@ -8422,7 +8394,7 @@
       </w:r>
     </w:p>
   </w:comment>
-  <w:comment w:id="1" w:author="株式会社WineBank" w:date="2026-10-19T07:52:47Z" w:initials="WB">
+  <w:comment w:id="1" w:author="株式会社WineBank" w:date="2026-10-19T08:34:10Z" w:initials="WB">
     <w:p>
       <w:r>
         <w:rPr>
@@ -8440,7 +8412,7 @@
       </w:r>
     </w:p>
   </w:comment>
-  <w:comment w:id="2" w:author="株式会社WineBank" w:date="2026-10-19T07:52:47Z" w:initials="WB">
+  <w:comment w:id="2" w:author="株式会社WineBank" w:date="2026-10-19T08:34:10Z" w:initials="WB">
     <w:p>
       <w:r>
         <w:rPr>
@@ -8458,7 +8430,7 @@
       </w:r>
     </w:p>
   </w:comment>
-  <w:comment w:id="3" w:author="株式会社WineBank" w:date="2026-10-19T07:52:47Z" w:initials="WB">
+  <w:comment w:id="3" w:author="株式会社WineBank" w:date="2026-10-19T08:34:10Z" w:initials="WB">
     <w:p>
       <w:r>
         <w:rPr>
@@ -8476,7 +8448,7 @@
       </w:r>
     </w:p>
   </w:comment>
-  <w:comment w:id="4" w:author="株式会社WineBank" w:date="2026-10-19T07:52:47Z" w:initials="WB">
+  <w:comment w:id="4" w:author="株式会社WineBank" w:date="2026-10-19T08:34:10Z" w:initials="WB">
     <w:p>
       <w:r>
         <w:rPr>
@@ -8494,7 +8466,7 @@
       </w:r>
     </w:p>
   </w:comment>
-  <w:comment w:id="5" w:author="株式会社WineBank" w:date="2026-10-19T07:52:47Z" w:initials="WB">
+  <w:comment w:id="5" w:author="株式会社WineBank" w:date="2026-10-19T08:34:11Z" w:initials="WB">
     <w:p>
       <w:r>
         <w:rPr>
@@ -8512,7 +8484,7 @@
       </w:r>
     </w:p>
   </w:comment>
-  <w:comment w:id="6" w:author="株式会社WineBank" w:date="2026-10-19T07:52:47Z" w:initials="WB">
+  <w:comment w:id="6" w:author="株式会社WineBank" w:date="2026-10-19T08:34:11Z" w:initials="WB">
     <w:p>
       <w:r>
         <w:rPr>
@@ -8530,7 +8502,7 @@
       </w:r>
     </w:p>
   </w:comment>
-  <w:comment w:id="7" w:author="株式会社WineBank" w:date="2026-10-19T07:52:47Z" w:initials="WB">
+  <w:comment w:id="7" w:author="株式会社WineBank" w:date="2026-10-19T08:34:11Z" w:initials="WB">
     <w:p>
       <w:r>
         <w:rPr>
@@ -8548,7 +8520,7 @@
       </w:r>
     </w:p>
   </w:comment>
-  <w:comment w:id="8" w:author="株式会社WineBank" w:date="2026-10-19T07:52:47Z" w:initials="WB">
+  <w:comment w:id="8" w:author="株式会社WineBank" w:date="2026-10-19T08:34:11Z" w:initials="WB">
     <w:p>
       <w:r>
         <w:rPr>
@@ -8566,7 +8538,7 @@
       </w:r>
     </w:p>
   </w:comment>
-  <w:comment w:id="9" w:author="株式会社WineBank" w:date="2026-10-19T07:52:47Z" w:initials="WB">
+  <w:comment w:id="9" w:author="株式会社WineBank" w:date="2026-10-19T08:34:11Z" w:initials="WB">
     <w:p>
       <w:r>
         <w:rPr>
@@ -8584,7 +8556,7 @@
       </w:r>
     </w:p>
   </w:comment>
-  <w:comment w:id="10" w:author="株式会社WineBank" w:date="2026-10-19T07:52:47Z" w:initials="WB">
+  <w:comment w:id="10" w:author="株式会社WineBank" w:date="2026-10-19T08:34:11Z" w:initials="WB">
     <w:p>
       <w:r>
         <w:rPr>
@@ -8602,7 +8574,7 @@
       </w:r>
     </w:p>
   </w:comment>
-  <w:comment w:id="11" w:author="株式会社WineBank" w:date="2026-10-19T07:52:47Z" w:initials="WB">
+  <w:comment w:id="11" w:author="株式会社WineBank" w:date="2026-10-19T08:34:11Z" w:initials="WB">
     <w:p>
       <w:r>
         <w:rPr>
@@ -8620,7 +8592,7 @@
       </w:r>
     </w:p>
   </w:comment>
-  <w:comment w:id="12" w:author="株式会社WineBank" w:date="2026-10-19T07:52:48Z" w:initials="WB">
+  <w:comment w:id="12" w:author="株式会社WineBank" w:date="2026-10-19T08:34:11Z" w:initials="WB">
     <w:p>
       <w:r>
         <w:rPr>
@@ -8634,11 +8606,11 @@
           <w:sz w:val="20"/>
           <w:szCs w:val="20"/>
         </w:rPr>
-        <w:t xml:space="preserve">【販売不振時の投資家優先回収】半期末ごとに直近12ヶ月の売上を判定し、ファーストクローズ（2026年12月1日）分は2028年9月30日以後3億円、セカンドクローズ（2027年6月1日）後は2029年3月31日以後6億円を下回った場合に仕入を止め、売却代金を半期ごとに投資家の年10%→投資家元本→当社元本→残余の順に分配します。年3億円の売上でも投資家の元本＋年10%は1stで約12ヶ月、2ndで約24ヶ月で回収できる試算です。最終の清算では全期間の損益を出資割合どおりに精算し、投資家に不足があれば追加分配します。優先回収で多く受け取った分の返還は求めず、当社の分配から差し引きます（第4項）。保証ではありません（第5項）。</w:t>
+        <w:t xml:space="preserve">【投資家元本の優先・当社出資の劣後】半期末ごとに直近12ヶ月の売上を判定し、ファーストクローズ（2026年12月1日）分は2028年9月30日以後3億円、セカンドクローズ（2027年6月1日）後は2029年3月31日以後6億円を下回った場合に仕入を止め、売却代金を半期ごとに投資家元本→当社元本→残余（当初出資比率40:60）の順に分配します。年3億円の売上でも投資家元本は1stで約12ヶ月、2ndで約18ヶ月で回収できる試算です。最終の分配も同じ順序とし、全期間で損失が出た場合は当社出資分が先に負担します（第3項）。利回りの優先は設けず、利益は常に出資比率どおりです。保証ではありません（第4項）。</w:t>
       </w:r>
     </w:p>
   </w:comment>
-  <w:comment w:id="13" w:author="株式会社WineBank" w:date="2026-10-19T07:52:48Z" w:initials="WB">
+  <w:comment w:id="13" w:author="株式会社WineBank" w:date="2026-10-19T08:34:11Z" w:initials="WB">
     <w:p>
       <w:r>
         <w:rPr>
@@ -8652,11 +8624,11 @@
           <w:sz w:val="20"/>
           <w:szCs w:val="20"/>
         </w:rPr>
-        <w:t xml:space="preserve">優先回収で受け取った額は返還不要です。投資家の受取はプロラタと優先回収額のいずれか多い方となり、差額は当社の持分で負担します。</w:t>
+        <w:t xml:space="preserve">売却代金のうち取得価額相当（元本相当）は再購入に充て、年1回の分配は利益のみであることを明記しました（提案資料の「元本はSPC内に留保し継続運用」と同じ）。満了12ヶ月前の売却開始後は再購入しません。</w:t>
       </w:r>
     </w:p>
   </w:comment>
-  <w:comment w:id="14" w:author="株式会社WineBank" w:date="2026-10-19T07:52:48Z" w:initials="WB">
+  <w:comment w:id="14" w:author="株式会社WineBank" w:date="2026-10-19T08:34:11Z" w:initials="WB">
     <w:p>
       <w:r>
         <w:rPr>
@@ -8679,61 +8651,61 @@
 
 <file path=word/commentsExtended.xml><?xml version="1.0" encoding="utf-8"?>
 <w15:commentsEx xmlns:wpc="http://schemas.microsoft.com/office/word/2010/wordprocessingCanvas" xmlns:cx="http://schemas.microsoft.com/office/drawing/2014/chartex" xmlns:cx1="http://schemas.microsoft.com/office/drawing/2015/9/8/chartex" xmlns:cx2="http://schemas.microsoft.com/office/drawing/2015/10/21/chartex" xmlns:cx3="http://schemas.microsoft.com/office/drawing/2016/5/9/chartex" xmlns:cx4="http://schemas.microsoft.com/office/drawing/2016/5/10/chartex" xmlns:cx5="http://schemas.microsoft.com/office/drawing/2016/5/11/chartex" xmlns:cx6="http://schemas.microsoft.com/office/drawing/2016/5/12/chartex" xmlns:cx7="http://schemas.microsoft.com/office/drawing/2016/5/13/chartex" xmlns:cx8="http://schemas.microsoft.com/office/drawing/2016/5/14/chartex" xmlns:mc="http://schemas.openxmlformats.org/markup-compatibility/2006" xmlns:aink="http://schemas.microsoft.com/office/drawing/2016/ink" xmlns:am3d="http://schemas.microsoft.com/office/drawing/2017/model3d" xmlns:o="urn:schemas-microsoft-com:office:office" xmlns:oel="http://schemas.microsoft.com/office/2019/extlst" xmlns:r="http://schemas.openxmlformats.org/officeDocument/2006/relationships" xmlns:m="http://schemas.openxmlformats.org/officeDocument/2006/math" xmlns:v="urn:schemas-microsoft-com:vml" xmlns:wp14="http://schemas.microsoft.com/office/word/2010/wordprocessingDrawing" xmlns:wp="http://schemas.openxmlformats.org/drawingml/2006/wordprocessingDrawing" xmlns:w10="urn:schemas-microsoft-com:office:word" xmlns:w="http://schemas.openxmlformats.org/wordprocessingml/2006/main" xmlns:w14="http://schemas.microsoft.com/office/word/2010/wordml" xmlns:w15="http://schemas.microsoft.com/office/word/2012/wordml" xmlns:w16cex="http://schemas.microsoft.com/office/word/2018/wordml/cex" xmlns:w16cid="http://schemas.microsoft.com/office/word/2016/wordml/cid" xmlns:w16="http://schemas.microsoft.com/office/word/2018/wordml" xmlns:w16du="http://schemas.microsoft.com/office/word/2023/wordml/word16du" xmlns:w16sdtdh="http://schemas.microsoft.com/office/word/2020/wordml/sdtdatahash" xmlns:w16sdtfl="http://schemas.microsoft.com/office/word/2024/wordml/sdtformatlock" xmlns:w16se="http://schemas.microsoft.com/office/word/2015/wordml/symex" xmlns:wpg="http://schemas.microsoft.com/office/word/2010/wordprocessingGroup" xmlns:wpi="http://schemas.microsoft.com/office/word/2010/wordprocessingInk" xmlns:wne="http://schemas.microsoft.com/office/word/2006/wordml" xmlns:wps="http://schemas.microsoft.com/office/word/2010/wordprocessingShape" mc:Ignorable="w14 w15 w16se w16cid w16 w16cex w16sdtdh w16sdtfl w16du wp14">
-  <w15:commentEx w15:paraId="36E9DBED" w15:done="0"/>
-  <w15:commentEx w15:paraId="5868E4ED" w15:done="0"/>
-  <w15:commentEx w15:paraId="50646D67" w15:done="0"/>
-  <w15:commentEx w15:paraId="7BA1DC39" w15:done="0"/>
-  <w15:commentEx w15:paraId="3FE30458" w15:done="0"/>
-  <w15:commentEx w15:paraId="5B4EF841" w15:done="0"/>
-  <w15:commentEx w15:paraId="486A45B0" w15:done="0"/>
-  <w15:commentEx w15:paraId="37A6A2A4" w15:done="0"/>
-  <w15:commentEx w15:paraId="6219E407" w15:done="0"/>
-  <w15:commentEx w15:paraId="002376F4" w15:done="0"/>
-  <w15:commentEx w15:paraId="12934897" w15:done="0"/>
-  <w15:commentEx w15:paraId="082BD791" w15:done="0"/>
-  <w15:commentEx w15:paraId="3D50B81F" w15:done="0"/>
-  <w15:commentEx w15:paraId="3095CAB7" w15:done="0"/>
-  <w15:commentEx w15:paraId="711B808E" w15:done="0"/>
+  <w15:commentEx w15:paraId="3E17ADA9" w15:done="0"/>
+  <w15:commentEx w15:paraId="3345A1B5" w15:done="0"/>
+  <w15:commentEx w15:paraId="5195F7AD" w15:done="0"/>
+  <w15:commentEx w15:paraId="582F05F8" w15:done="0"/>
+  <w15:commentEx w15:paraId="1F2D17B3" w15:done="0"/>
+  <w15:commentEx w15:paraId="0914E579" w15:done="0"/>
+  <w15:commentEx w15:paraId="6CFD447F" w15:done="0"/>
+  <w15:commentEx w15:paraId="5D18E5AC" w15:done="0"/>
+  <w15:commentEx w15:paraId="57FEFDC8" w15:done="0"/>
+  <w15:commentEx w15:paraId="65513B78" w15:done="0"/>
+  <w15:commentEx w15:paraId="0B09E6DB" w15:done="0"/>
+  <w15:commentEx w15:paraId="68748670" w15:done="0"/>
+  <w15:commentEx w15:paraId="05BDCD21" w15:done="0"/>
+  <w15:commentEx w15:paraId="3706B417" w15:done="0"/>
+  <w15:commentEx w15:paraId="6B329777" w15:done="0"/>
 </w15:commentsEx>
 </file>
 
 <file path=word/commentsExtensible.xml><?xml version="1.0" encoding="utf-8"?>
 <w16cex:commentsExtensible xmlns:wpc="http://schemas.microsoft.com/office/word/2010/wordprocessingCanvas" xmlns:cx="http://schemas.microsoft.com/office/drawing/2014/chartex" xmlns:cx1="http://schemas.microsoft.com/office/drawing/2015/9/8/chartex" xmlns:cx2="http://schemas.microsoft.com/office/drawing/2015/10/21/chartex" xmlns:cx3="http://schemas.microsoft.com/office/drawing/2016/5/9/chartex" xmlns:cx4="http://schemas.microsoft.com/office/drawing/2016/5/10/chartex" xmlns:cx5="http://schemas.microsoft.com/office/drawing/2016/5/11/chartex" xmlns:cx6="http://schemas.microsoft.com/office/drawing/2016/5/12/chartex" xmlns:cx7="http://schemas.microsoft.com/office/drawing/2016/5/13/chartex" xmlns:cx8="http://schemas.microsoft.com/office/drawing/2016/5/14/chartex" xmlns:cr="http://schemas.microsoft.com/office/comments/2020/reactions" xmlns:mc="http://schemas.openxmlformats.org/markup-compatibility/2006" xmlns:aink="http://schemas.microsoft.com/office/drawing/2016/ink" xmlns:am3d="http://schemas.microsoft.com/office/drawing/2017/model3d" xmlns:o="urn:schemas-microsoft-com:office:office" xmlns:oel="http://schemas.microsoft.com/office/2019/extlst" xmlns:r="http://schemas.openxmlformats.org/officeDocument/2006/relationships" xmlns:m="http://schemas.openxmlformats.org/officeDocument/2006/math" xmlns:v="urn:schemas-microsoft-com:vml" xmlns:wp14="http://schemas.microsoft.com/office/word/2010/wordprocessingDrawing" xmlns:wp="http://schemas.openxmlformats.org/drawingml/2006/wordprocessingDrawing" xmlns:w10="urn:schemas-microsoft-com:office:word" xmlns:w="http://schemas.openxmlformats.org/wordprocessingml/2006/main" xmlns:w14="http://schemas.microsoft.com/office/word/2010/wordml" xmlns:w15="http://schemas.microsoft.com/office/word/2012/wordml" xmlns:w16cex="http://schemas.microsoft.com/office/word/2018/wordml/cex" xmlns:w16cid="http://schemas.microsoft.com/office/word/2016/wordml/cid" xmlns:w16="http://schemas.microsoft.com/office/word/2018/wordml" xmlns:w16du="http://schemas.microsoft.com/office/word/2023/wordml/word16du" xmlns:w16sdtdh="http://schemas.microsoft.com/office/word/2020/wordml/sdtdatahash" xmlns:w16sdtfl="http://schemas.microsoft.com/office/word/2024/wordml/sdtformatlock" xmlns:w16se="http://schemas.microsoft.com/office/word/2015/wordml/symex" xmlns:wpg="http://schemas.microsoft.com/office/word/2010/wordprocessingGroup" xmlns:wpi="http://schemas.microsoft.com/office/word/2010/wordprocessingInk" xmlns:wne="http://schemas.microsoft.com/office/word/2006/wordml" xmlns:wps="http://schemas.microsoft.com/office/word/2010/wordprocessingShape" mc:Ignorable="w14 w15 w16se w16cid w16 w16cex w16sdtdh w16sdtfl cr w16du wp14">
-  <w16cex:commentExtensible w16cex:durableId="2E636ACC" w16cex:dateUtc="2026-10-19T07:52:46Z"/>
-  <w16cex:commentExtensible w16cex:durableId="478C193A" w16cex:dateUtc="2026-10-19T07:52:47Z"/>
-  <w16cex:commentExtensible w16cex:durableId="3F66B759" w16cex:dateUtc="2026-10-19T07:52:47Z"/>
-  <w16cex:commentExtensible w16cex:durableId="60A184F6" w16cex:dateUtc="2026-10-19T07:52:47Z"/>
-  <w16cex:commentExtensible w16cex:durableId="67CD3057" w16cex:dateUtc="2026-10-19T07:52:47Z"/>
-  <w16cex:commentExtensible w16cex:durableId="695F5903" w16cex:dateUtc="2026-10-19T07:52:47Z"/>
-  <w16cex:commentExtensible w16cex:durableId="48C34B2B" w16cex:dateUtc="2026-10-19T07:52:47Z"/>
-  <w16cex:commentExtensible w16cex:durableId="67615832" w16cex:dateUtc="2026-10-19T07:52:47Z"/>
-  <w16cex:commentExtensible w16cex:durableId="3BA38E6A" w16cex:dateUtc="2026-10-19T07:52:47Z"/>
-  <w16cex:commentExtensible w16cex:durableId="78B1B549" w16cex:dateUtc="2026-10-19T07:52:47Z"/>
-  <w16cex:commentExtensible w16cex:durableId="6937FC19" w16cex:dateUtc="2026-10-19T07:52:47Z"/>
-  <w16cex:commentExtensible w16cex:durableId="063E96EE" w16cex:dateUtc="2026-10-19T07:52:47Z"/>
-  <w16cex:commentExtensible w16cex:durableId="2675C440" w16cex:dateUtc="2026-10-19T07:52:48Z"/>
-  <w16cex:commentExtensible w16cex:durableId="4FE6F6A8" w16cex:dateUtc="2026-10-19T07:52:48Z"/>
-  <w16cex:commentExtensible w16cex:durableId="2253E515" w16cex:dateUtc="2026-10-19T07:52:48Z"/>
+  <w16cex:commentExtensible w16cex:durableId="00FA2695" w16cex:dateUtc="2026-10-19T08:34:10Z"/>
+  <w16cex:commentExtensible w16cex:durableId="4E362B65" w16cex:dateUtc="2026-10-19T08:34:10Z"/>
+  <w16cex:commentExtensible w16cex:durableId="78D3EE42" w16cex:dateUtc="2026-10-19T08:34:10Z"/>
+  <w16cex:commentExtensible w16cex:durableId="0B5B340C" w16cex:dateUtc="2026-10-19T08:34:10Z"/>
+  <w16cex:commentExtensible w16cex:durableId="5720FF0C" w16cex:dateUtc="2026-10-19T08:34:10Z"/>
+  <w16cex:commentExtensible w16cex:durableId="7BDA342D" w16cex:dateUtc="2026-10-19T08:34:11Z"/>
+  <w16cex:commentExtensible w16cex:durableId="1416A639" w16cex:dateUtc="2026-10-19T08:34:11Z"/>
+  <w16cex:commentExtensible w16cex:durableId="3FD7B32A" w16cex:dateUtc="2026-10-19T08:34:11Z"/>
+  <w16cex:commentExtensible w16cex:durableId="536D705F" w16cex:dateUtc="2026-10-19T08:34:11Z"/>
+  <w16cex:commentExtensible w16cex:durableId="1D139022" w16cex:dateUtc="2026-10-19T08:34:11Z"/>
+  <w16cex:commentExtensible w16cex:durableId="65235CDB" w16cex:dateUtc="2026-10-19T08:34:11Z"/>
+  <w16cex:commentExtensible w16cex:durableId="3B9198AB" w16cex:dateUtc="2026-10-19T08:34:11Z"/>
+  <w16cex:commentExtensible w16cex:durableId="6AC62120" w16cex:dateUtc="2026-10-19T08:34:11Z"/>
+  <w16cex:commentExtensible w16cex:durableId="718E342E" w16cex:dateUtc="2026-10-19T08:34:11Z"/>
+  <w16cex:commentExtensible w16cex:durableId="26712D80" w16cex:dateUtc="2026-10-19T08:34:11Z"/>
 </w16cex:commentsExtensible>
 </file>
 
 <file path=word/commentsIds.xml><?xml version="1.0" encoding="utf-8"?>
 <w16cid:commentsIds xmlns:wpc="http://schemas.microsoft.com/office/word/2010/wordprocessingCanvas" xmlns:cx="http://schemas.microsoft.com/office/drawing/2014/chartex" xmlns:cx1="http://schemas.microsoft.com/office/drawing/2015/9/8/chartex" xmlns:cx2="http://schemas.microsoft.com/office/drawing/2015/10/21/chartex" xmlns:cx3="http://schemas.microsoft.com/office/drawing/2016/5/9/chartex" xmlns:cx4="http://schemas.microsoft.com/office/drawing/2016/5/10/chartex" xmlns:cx5="http://schemas.microsoft.com/office/drawing/2016/5/11/chartex" xmlns:cx6="http://schemas.microsoft.com/office/drawing/2016/5/12/chartex" xmlns:cx7="http://schemas.microsoft.com/office/drawing/2016/5/13/chartex" xmlns:cx8="http://schemas.microsoft.com/office/drawing/2016/5/14/chartex" xmlns:mc="http://schemas.openxmlformats.org/markup-compatibility/2006" xmlns:aink="http://schemas.microsoft.com/office/drawing/2016/ink" xmlns:am3d="http://schemas.microsoft.com/office/drawing/2017/model3d" xmlns:o="urn:schemas-microsoft-com:office:office" xmlns:oel="http://schemas.microsoft.com/office/2019/extlst" xmlns:r="http://schemas.openxmlformats.org/officeDocument/2006/relationships" xmlns:m="http://schemas.openxmlformats.org/officeDocument/2006/math" xmlns:v="urn:schemas-microsoft-com:vml" xmlns:wp14="http://schemas.microsoft.com/office/word/2010/wordprocessingDrawing" xmlns:wp="http://schemas.openxmlformats.org/drawingml/2006/wordprocessingDrawing" xmlns:w10="urn:schemas-microsoft-com:office:word" xmlns:w="http://schemas.openxmlformats.org/wordprocessingml/2006/main" xmlns:w14="http://schemas.microsoft.com/office/word/2010/wordml" xmlns:w15="http://schemas.microsoft.com/office/word/2012/wordml" xmlns:w16cex="http://schemas.microsoft.com/office/word/2018/wordml/cex" xmlns:w16cid="http://schemas.microsoft.com/office/word/2016/wordml/cid" xmlns:w16="http://schemas.microsoft.com/office/word/2018/wordml" xmlns:w16du="http://schemas.microsoft.com/office/word/2023/wordml/word16du" xmlns:w16sdtdh="http://schemas.microsoft.com/office/word/2020/wordml/sdtdatahash" xmlns:w16sdtfl="http://schemas.microsoft.com/office/word/2024/wordml/sdtformatlock" xmlns:w16se="http://schemas.microsoft.com/office/word/2015/wordml/symex" xmlns:wpg="http://schemas.microsoft.com/office/word/2010/wordprocessingGroup" xmlns:wpi="http://schemas.microsoft.com/office/word/2010/wordprocessingInk" xmlns:wne="http://schemas.microsoft.com/office/word/2006/wordml" xmlns:wps="http://schemas.microsoft.com/office/word/2010/wordprocessingShape" mc:Ignorable="w14 w15 w16se w16cid w16 w16cex w16sdtdh w16sdtfl w16du wp14">
-  <w16cid:commentId w16cid:paraId="36E9DBED" w16cid:durableId="2E636ACC"/>
-  <w16cid:commentId w16cid:paraId="5868E4ED" w16cid:durableId="478C193A"/>
-  <w16cid:commentId w16cid:paraId="50646D67" w16cid:durableId="3F66B759"/>
-  <w16cid:commentId w16cid:paraId="7BA1DC39" w16cid:durableId="60A184F6"/>
-  <w16cid:commentId w16cid:paraId="3FE30458" w16cid:durableId="67CD3057"/>
-  <w16cid:commentId w16cid:paraId="5B4EF841" w16cid:durableId="695F5903"/>
-  <w16cid:commentId w16cid:paraId="486A45B0" w16cid:durableId="48C34B2B"/>
-  <w16cid:commentId w16cid:paraId="37A6A2A4" w16cid:durableId="67615832"/>
-  <w16cid:commentId w16cid:paraId="6219E407" w16cid:durableId="3BA38E6A"/>
-  <w16cid:commentId w16cid:paraId="002376F4" w16cid:durableId="78B1B549"/>
-  <w16cid:commentId w16cid:paraId="12934897" w16cid:durableId="6937FC19"/>
-  <w16cid:commentId w16cid:paraId="082BD791" w16cid:durableId="063E96EE"/>
-  <w16cid:commentId w16cid:paraId="3D50B81F" w16cid:durableId="2675C440"/>
-  <w16cid:commentId w16cid:paraId="3095CAB7" w16cid:durableId="4FE6F6A8"/>
-  <w16cid:commentId w16cid:paraId="711B808E" w16cid:durableId="2253E515"/>
+  <w16cid:commentId w16cid:paraId="3E17ADA9" w16cid:durableId="00FA2695"/>
+  <w16cid:commentId w16cid:paraId="3345A1B5" w16cid:durableId="4E362B65"/>
+  <w16cid:commentId w16cid:paraId="5195F7AD" w16cid:durableId="78D3EE42"/>
+  <w16cid:commentId w16cid:paraId="582F05F8" w16cid:durableId="0B5B340C"/>
+  <w16cid:commentId w16cid:paraId="1F2D17B3" w16cid:durableId="5720FF0C"/>
+  <w16cid:commentId w16cid:paraId="0914E579" w16cid:durableId="7BDA342D"/>
+  <w16cid:commentId w16cid:paraId="6CFD447F" w16cid:durableId="1416A639"/>
+  <w16cid:commentId w16cid:paraId="5D18E5AC" w16cid:durableId="3FD7B32A"/>
+  <w16cid:commentId w16cid:paraId="57FEFDC8" w16cid:durableId="536D705F"/>
+  <w16cid:commentId w16cid:paraId="65513B78" w16cid:durableId="1D139022"/>
+  <w16cid:commentId w16cid:paraId="0B09E6DB" w16cid:durableId="65235CDB"/>
+  <w16cid:commentId w16cid:paraId="68748670" w16cid:durableId="3B9198AB"/>
+  <w16cid:commentId w16cid:paraId="05BDCD21" w16cid:durableId="6AC62120"/>
+  <w16cid:commentId w16cid:paraId="3706B417" w16cid:durableId="718E342E"/>
+  <w16cid:commentId w16cid:paraId="6B329777" w16cid:durableId="26712D80"/>
 </w16cid:commentsIds>
 </file>
 

--- a/docs/wine-fund/contract/匿名組合契約書_合同会社WineBankP5_高山様ご指摘対応_修正履歴付_20261020v7.docx
+++ b/docs/wine-fund/contract/匿名組合契約書_合同会社WineBankP5_高山様ご指摘対応_修正履歴付_20261020v7.docx
@@ -1196,7 +1196,7 @@
         </w:rPr>
         <w:t xml:space="preserve">「当初出資実行日」とは、2026年</w:t>
       </w:r>
-      <w:del w:id="40144" w:author="株式会社WineBank" w:date="2026-10-18T00:00:00Z">
+      <w:del w:id="40122" w:author="株式会社WineBank" w:date="2026-10-18T00:00:00Z">
         <w:r>
           <w:rPr>
             <w:rFonts w:ascii="ＭＳ 明朝" w:hAnsi="ＭＳ 明朝" w:hint="eastAsia"/>
@@ -1204,7 +1204,7 @@
           <w:delText xml:space="preserve">●月●●日</w:delText>
         </w:r>
       </w:del>
-      <w:ins w:id="40145" w:author="株式会社WineBank" w:date="2026-10-18T00:00:00Z">
+      <w:ins w:id="40123" w:author="株式会社WineBank" w:date="2026-10-18T00:00:00Z">
         <w:r>
           <w:rPr>
             <w:rFonts w:ascii="ＭＳ 明朝" w:hAnsi="ＭＳ 明朝" w:hint="eastAsia"/>
@@ -3508,7 +3508,7 @@
         </w:rPr>
         <w:t xml:space="preserve">営業者口座の残高から営業者が合理的に必要と判断して留保する額</w:t>
       </w:r>
-      <w:ins w:id="40143" w:author="株式会社WineBank" w:date="2026-10-18T00:00:00Z">
+      <w:ins w:id="40121" w:author="株式会社WineBank" w:date="2026-10-18T00:00:00Z">
         <w:r>
           <w:rPr>
             <w:rFonts w:hint="eastAsia"/>
@@ -3559,219 +3559,6 @@
         </w:rPr>
         <w:commentReference w:id="13"/>
       </w:r>
-    </w:p>
-    <w:p>
-      <w:pPr>
-        <w:keepNext/>
-        <w:rPr>
-          <w:ins w:id="40121" w:author="株式会社WineBank" w:date="2026-10-18T00:00:00Z"/>
-        </w:rPr>
-      </w:pPr>
-      <w:commentRangeStart w:id="12"/>
-      <w:ins w:id="40122" w:author="株式会社WineBank" w:date="2026-10-18T00:00:00Z">
-        <w:r>
-          <w:rPr>
-            <w:rFonts w:ascii="ＭＳ 明朝" w:hAnsi="ＭＳ 明朝" w:hint="eastAsia"/>
-          </w:rPr>
-          <w:t xml:space="preserve">第9条の2（優先回収及び最終精算）</w:t>
-        </w:r>
-      </w:ins>
-      <w:commentRangeEnd w:id="12"/>
-      <w:r>
-        <w:rPr>
-          <w:rStyle w:val="CommentReference"/>
-        </w:rPr>
-        <w:commentReference w:id="12"/>
-      </w:r>
-    </w:p>
-    <w:p>
-      <w:pPr>
-        <w:tabs>
-          <w:tab w:val="left" w:pos="518"/>
-        </w:tabs>
-        <w:ind w:left="518" w:hanging="518"/>
-        <w:rPr>
-          <w:ins w:id="40123" w:author="株式会社WineBank" w:date="2026-10-18T00:00:00Z"/>
-        </w:rPr>
-      </w:pPr>
-      <w:ins w:id="40124" w:author="株式会社WineBank" w:date="2026-10-18T00:00:00Z">
-        <w:r>
-          <w:rPr>
-            <w:rFonts w:ascii="ＭＳ 明朝" w:hAnsi="ＭＳ 明朝" w:hint="eastAsia"/>
-          </w:rPr>
-          <w:t xml:space="preserve">1</w:t>
-          <w:tab/>
-          <w:t xml:space="preserve">各報告対象期間の末日（以下本条において「判定日」という。）において、直前12ヶ月間の本事業の売上高が次の各号に定める額を下回った場合（以下「優先回収事由」という。）、営業者は、遅滞なくその旨を本出資者に通知し、以後、本財産たるワインその他の酒類の新たな取得を行わないものとする。</w:t>
-        </w:r>
-      </w:ins>
-    </w:p>
-    <w:p>
-      <w:pPr>
-        <w:tabs>
-          <w:tab w:val="left" w:pos="1260"/>
-        </w:tabs>
-        <w:ind w:left="1260" w:hanging="742"/>
-        <w:rPr>
-          <w:ins w:id="40125" w:author="株式会社WineBank" w:date="2026-10-18T00:00:00Z"/>
-        </w:rPr>
-      </w:pPr>
-      <w:ins w:id="40126" w:author="株式会社WineBank" w:date="2026-10-18T00:00:00Z">
-        <w:r>
-          <w:rPr>
-            <w:rFonts w:ascii="ＭＳ 明朝" w:hAnsi="ＭＳ 明朝" w:hint="eastAsia"/>
-          </w:rPr>
-          <w:t xml:space="preserve">（1）</w:t>
-          <w:tab/>
-          <w:t xml:space="preserve">2028年9月30日以後の判定日：2026年12月1日のファーストクローズにより出資された出資金の合計額に0.6を乗じた額（総額5億円の場合は3億円）</w:t>
-        </w:r>
-      </w:ins>
-    </w:p>
-    <w:p>
-      <w:pPr>
-        <w:tabs>
-          <w:tab w:val="left" w:pos="1260"/>
-        </w:tabs>
-        <w:ind w:left="1260" w:hanging="742"/>
-        <w:rPr>
-          <w:ins w:id="40127" w:author="株式会社WineBank" w:date="2026-10-18T00:00:00Z"/>
-        </w:rPr>
-      </w:pPr>
-      <w:ins w:id="40128" w:author="株式会社WineBank" w:date="2026-10-18T00:00:00Z">
-        <w:r>
-          <w:rPr>
-            <w:rFonts w:ascii="ＭＳ 明朝" w:hAnsi="ＭＳ 明朝" w:hint="eastAsia"/>
-          </w:rPr>
-          <w:t xml:space="preserve">（2）</w:t>
-          <w:tab/>
-          <w:t xml:space="preserve">2029年3月31日以後の判定日：前号の出資金の合計額と2027年6月1日のセカンドクローズにより出資された出資金の合計額との合計額に0.6を乗じた額（総額10億円の場合は6億円）。セカンドクローズが行われない場合は前号による。</w:t>
-        </w:r>
-      </w:ins>
-    </w:p>
-    <w:p>
-      <w:pPr>
-        <w:tabs>
-          <w:tab w:val="left" w:pos="518"/>
-        </w:tabs>
-        <w:ind w:left="518" w:hanging="518"/>
-        <w:rPr>
-          <w:ins w:id="40129" w:author="株式会社WineBank" w:date="2026-10-18T00:00:00Z"/>
-        </w:rPr>
-      </w:pPr>
-      <w:ins w:id="40130" w:author="株式会社WineBank" w:date="2026-10-18T00:00:00Z">
-        <w:r>
-          <w:rPr>
-            <w:rFonts w:ascii="ＭＳ 明朝" w:hAnsi="ＭＳ 明朝" w:hint="eastAsia"/>
-          </w:rPr>
-          <w:t xml:space="preserve">2</w:t>
-          <w:tab/>
-          <w:t xml:space="preserve">優先回収事由が生じた場合、営業者は、第9条第6項にかかわらず、優先回収事由が生じた判定日以後の各報告対象期間の末日の翌月末日までに、営業者口座の残高から本事業の費用（管理報酬を含む。）及び営業者が合理的に必要と判断して留保する額を控除した残額を、次の各号の順序により分配する。</w:t>
-        </w:r>
-      </w:ins>
-    </w:p>
-    <w:p>
-      <w:pPr>
-        <w:tabs>
-          <w:tab w:val="left" w:pos="1260"/>
-        </w:tabs>
-        <w:ind w:left="1260" w:hanging="742"/>
-        <w:rPr>
-          <w:ins w:id="40131" w:author="株式会社WineBank" w:date="2026-10-18T00:00:00Z"/>
-        </w:rPr>
-      </w:pPr>
-      <w:ins w:id="40132" w:author="株式会社WineBank" w:date="2026-10-18T00:00:00Z">
-        <w:r>
-          <w:rPr>
-            <w:rFonts w:ascii="ＭＳ 明朝" w:hAnsi="ＭＳ 明朝" w:hint="eastAsia"/>
-          </w:rPr>
-          <w:t xml:space="preserve">（1）</w:t>
-          <w:tab/>
-          <w:t xml:space="preserve">受託者及びその関係者を除く本件匿名組合員（以下「優先組合員」という。）に対し、その出資金の残高に達するまでの出資の価額の返還</w:t>
-        </w:r>
-      </w:ins>
-    </w:p>
-    <w:p>
-      <w:pPr>
-        <w:tabs>
-          <w:tab w:val="left" w:pos="1260"/>
-        </w:tabs>
-        <w:ind w:left="1260" w:hanging="742"/>
-        <w:rPr>
-          <w:ins w:id="40133" w:author="株式会社WineBank" w:date="2026-10-18T00:00:00Z"/>
-        </w:rPr>
-      </w:pPr>
-      <w:ins w:id="40134" w:author="株式会社WineBank" w:date="2026-10-18T00:00:00Z">
-        <w:r>
-          <w:rPr>
-            <w:rFonts w:ascii="ＭＳ 明朝" w:hAnsi="ＭＳ 明朝" w:hint="eastAsia"/>
-          </w:rPr>
-          <w:t xml:space="preserve">（2）</w:t>
-          <w:tab/>
-          <w:t xml:space="preserve">受託者に対し、その出資金の残高に達するまでの出資の価額の返還</w:t>
-        </w:r>
-      </w:ins>
-    </w:p>
-    <w:p>
-      <w:pPr>
-        <w:tabs>
-          <w:tab w:val="left" w:pos="1260"/>
-        </w:tabs>
-        <w:ind w:left="1260" w:hanging="742"/>
-        <w:rPr>
-          <w:ins w:id="40135" w:author="株式会社WineBank" w:date="2026-10-18T00:00:00Z"/>
-        </w:rPr>
-      </w:pPr>
-      <w:ins w:id="40136" w:author="株式会社WineBank" w:date="2026-10-18T00:00:00Z">
-        <w:r>
-          <w:rPr>
-            <w:rFonts w:ascii="ＭＳ 明朝" w:hAnsi="ＭＳ 明朝" w:hint="eastAsia"/>
-          </w:rPr>
-          <w:t xml:space="preserve">（3）</w:t>
-          <w:tab/>
-          <w:t xml:space="preserve">残額は、各本件匿名組合員の当初の出資金の額の比率に応じて分配</w:t>
-        </w:r>
-      </w:ins>
-    </w:p>
-    <w:p>
-      <w:pPr>
-        <w:tabs>
-          <w:tab w:val="left" w:pos="518"/>
-        </w:tabs>
-        <w:ind w:left="518" w:hanging="518"/>
-        <w:rPr>
-          <w:ins w:id="40137" w:author="株式会社WineBank" w:date="2026-10-18T00:00:00Z"/>
-        </w:rPr>
-      </w:pPr>
-      <w:ins w:id="40138" w:author="株式会社WineBank" w:date="2026-10-18T00:00:00Z">
-        <w:r>
-          <w:rPr>
-            <w:rFonts w:ascii="ＭＳ 明朝" w:hAnsi="ＭＳ 明朝" w:hint="eastAsia"/>
-          </w:rPr>
-          <w:t xml:space="preserve">3</w:t>
-          <w:tab/>
-          <w:t xml:space="preserve">本契約の終了に伴う最終の分配は、優先回収事由の有無にかかわらず、第16条に基づく換価の完了後、前項各号の順序により行う。この場合において、本契約の期間を通じた本損益の合計額が損失となるときは、当該損失は、受託者の出資金の額を限度としてまず受託者が負担し、なお残る損失を優先組合員が出資割合に応じて負担する。既に分配した本利益の返還は求めない。</w:t>
-        </w:r>
-      </w:ins>
-    </w:p>
-    <w:p>
-      <w:pPr>
-        <w:tabs>
-          <w:tab w:val="left" w:pos="518"/>
-        </w:tabs>
-        <w:ind w:left="518" w:hanging="518"/>
-        <w:rPr>
-          <w:ins w:id="40139" w:author="株式会社WineBank" w:date="2026-10-18T00:00:00Z"/>
-        </w:rPr>
-      </w:pPr>
-      <w:ins w:id="40140" w:author="株式会社WineBank" w:date="2026-10-18T00:00:00Z">
-        <w:r>
-          <w:rPr>
-            <w:rFonts w:ascii="ＭＳ 明朝" w:hAnsi="ＭＳ 明朝" w:hint="eastAsia"/>
-          </w:rPr>
-          <w:t xml:space="preserve">4</w:t>
-          <w:tab/>
-          <w:t xml:space="preserve">本条は、本出資者の出資金の返還又は収益を保証するものではなく、営業者及び受託者は、本条に定めるもののほか、本出資者に対しいかなる支払義務も負わない。管理報酬は、優先回収事由が生じた後も第11条第2項に従い支払われる。</w:t>
-        </w:r>
-      </w:ins>
     </w:p>
     <w:p>
       <w:pPr>
@@ -5643,6 +5430,7 @@
           <w:rFonts w:ascii="ＭＳ 明朝" w:hAnsi="ＭＳ 明朝"/>
         </w:rPr>
       </w:pPr>
+      <w:commentRangeStart w:id="12"/>
       <w:r>
         <w:rPr>
           <w:rFonts w:ascii="ＭＳ 明朝" w:hAnsi="ＭＳ 明朝" w:hint="eastAsia"/>
@@ -5662,7 +5450,7 @@
           <w:rPr>
             <w:rFonts w:ascii="ＭＳ 明朝" w:hAnsi="ＭＳ 明朝" w:hint="eastAsia"/>
           </w:rPr>
-          <w:t xml:space="preserve">「当該契約終了日において本財産たるワインその他の酒類について別紙2に定める方法により算定した時価の合計額から、その13%に相当する額（オークション手数料等相当額）を控除した額」</w:t>
+          <w:t xml:space="preserve">「当該契約終了日において本財産たるワインその他の酒類について別紙2に定める方法により算定した時価の合計額から、その13%に相当する額（オークション手数料等相当額）を控除した額に、営業者口座の預金の残高（決定済みの分配予定額及び本事業の未払費用を除く。）を加えた額」</w:t>
         </w:r>
       </w:ins>
       <w:r>
@@ -5670,6 +5458,13 @@
           <w:rFonts w:ascii="ＭＳ 明朝" w:hAnsi="ＭＳ 明朝" w:hint="eastAsia"/>
         </w:rPr>
         <w:t xml:space="preserve">×出資割合</w:t>
+      </w:r>
+      <w:commentRangeEnd w:id="12"/>
+      <w:r>
+        <w:rPr>
+          <w:rStyle w:val="CommentReference"/>
+        </w:rPr>
+        <w:commentReference w:id="12"/>
       </w:r>
     </w:p>
     <w:p>
@@ -6473,29 +6268,7 @@
         </w:rPr>
         <w:t xml:space="preserve">14</w:t>
         <w:tab/>
-        <w:t xml:space="preserve">営業者及び受託者は、本財産の売却価額、出資金の返還額その他本出資者の収益について何ら保証するものではない。本契約の終了に伴う分配は、本条に基づく換価の完了後、</w:t>
-      </w:r>
-      <w:del w:id="40141" w:author="株式会社WineBank" w:date="2026-10-18T00:00:00Z">
-        <w:r>
-          <w:rPr>
-            <w:rFonts w:ascii="ＭＳ 明朝" w:hAnsi="ＭＳ 明朝" w:hint="eastAsia"/>
-          </w:rPr>
-          <w:delText xml:space="preserve">第9条に準じて</w:delText>
-        </w:r>
-      </w:del>
-      <w:ins w:id="40142" w:author="株式会社WineBank" w:date="2026-10-18T00:00:00Z">
-        <w:r>
-          <w:rPr>
-            <w:rFonts w:ascii="ＭＳ 明朝" w:hAnsi="ＭＳ 明朝" w:hint="eastAsia"/>
-          </w:rPr>
-          <w:t xml:space="preserve">第9条及び第9条の2第3項に準じて</w:t>
-        </w:r>
-      </w:ins>
-      <w:r>
-        <w:rPr>
-          <w:rFonts w:ascii="ＭＳ 明朝" w:hAnsi="ＭＳ 明朝" w:hint="eastAsia"/>
-        </w:rPr>
-        <w:t xml:space="preserve">本損益を確定したうえで、出資割合に応じて金銭により行うものとし、本財産の現物による分配は行わない。第4項に定める出資の価額の返還は、清算期間（前項により延長された場合は延長後の期間）の終了後速やかに行う。</w:t>
+        <w:t xml:space="preserve">営業者及び受託者は、本財産の売却価額、出資金の返還額その他本出資者の収益について何ら保証するものではない。本契約の終了に伴う分配は、本条に基づく換価の完了後、第9条に準じて本損益を確定したうえで、出資割合に応じて金銭により行うものとし、本財産の現物による分配は行わない。第4項に定める出資の価額の返還は、清算期間（前項により延長された場合は延長後の期間）の終了後速やかに行う。</w:t>
       </w:r>
     </w:p>
     <w:p>
@@ -8376,7 +8149,7 @@
 
 <file path=word/comments.xml><?xml version="1.0" encoding="utf-8"?>
 <w:comments xmlns:wpc="http://schemas.microsoft.com/office/word/2010/wordprocessingCanvas" xmlns:cx="http://schemas.microsoft.com/office/drawing/2014/chartex" xmlns:cx1="http://schemas.microsoft.com/office/drawing/2015/9/8/chartex" xmlns:cx2="http://schemas.microsoft.com/office/drawing/2015/10/21/chartex" xmlns:cx3="http://schemas.microsoft.com/office/drawing/2016/5/9/chartex" xmlns:cx4="http://schemas.microsoft.com/office/drawing/2016/5/10/chartex" xmlns:cx5="http://schemas.microsoft.com/office/drawing/2016/5/11/chartex" xmlns:cx6="http://schemas.microsoft.com/office/drawing/2016/5/12/chartex" xmlns:cx7="http://schemas.microsoft.com/office/drawing/2016/5/13/chartex" xmlns:cx8="http://schemas.microsoft.com/office/drawing/2016/5/14/chartex" xmlns:mc="http://schemas.openxmlformats.org/markup-compatibility/2006" xmlns:aink="http://schemas.microsoft.com/office/drawing/2016/ink" xmlns:am3d="http://schemas.microsoft.com/office/drawing/2017/model3d" xmlns:o="urn:schemas-microsoft-com:office:office" xmlns:oel="http://schemas.microsoft.com/office/2019/extlst" xmlns:r="http://schemas.openxmlformats.org/officeDocument/2006/relationships" xmlns:m="http://schemas.openxmlformats.org/officeDocument/2006/math" xmlns:v="urn:schemas-microsoft-com:vml" xmlns:wp14="http://schemas.microsoft.com/office/word/2010/wordprocessingDrawing" xmlns:wp="http://schemas.openxmlformats.org/drawingml/2006/wordprocessingDrawing" xmlns:w10="urn:schemas-microsoft-com:office:word" xmlns:w="http://schemas.openxmlformats.org/wordprocessingml/2006/main" xmlns:w14="http://schemas.microsoft.com/office/word/2010/wordml" xmlns:w15="http://schemas.microsoft.com/office/word/2012/wordml" xmlns:w16cex="http://schemas.microsoft.com/office/word/2018/wordml/cex" xmlns:w16cid="http://schemas.microsoft.com/office/word/2016/wordml/cid" xmlns:w16="http://schemas.microsoft.com/office/word/2018/wordml" xmlns:w16du="http://schemas.microsoft.com/office/word/2023/wordml/word16du" xmlns:w16sdtdh="http://schemas.microsoft.com/office/word/2020/wordml/sdtdatahash" xmlns:w16sdtfl="http://schemas.microsoft.com/office/word/2024/wordml/sdtformatlock" xmlns:w16se="http://schemas.microsoft.com/office/word/2015/wordml/symex" xmlns:wpg="http://schemas.microsoft.com/office/word/2010/wordprocessingGroup" xmlns:wpi="http://schemas.microsoft.com/office/word/2010/wordprocessingInk" xmlns:wne="http://schemas.microsoft.com/office/word/2006/wordml" xmlns:wps="http://schemas.microsoft.com/office/word/2010/wordprocessingShape" mc:Ignorable="w14 w15 w16se w16cid w16 w16cex w16sdtdh w16sdtfl w16du wp14">
-  <w:comment w:id="0" w:author="株式会社WineBank" w:date="2026-10-19T08:34:10Z" w:initials="WB">
+  <w:comment w:id="0" w:author="株式会社WineBank" w:date="2026-10-19T08:53:06Z" w:initials="WB">
     <w:p>
       <w:r>
         <w:rPr>
@@ -8394,7 +8167,7 @@
       </w:r>
     </w:p>
   </w:comment>
-  <w:comment w:id="1" w:author="株式会社WineBank" w:date="2026-10-19T08:34:10Z" w:initials="WB">
+  <w:comment w:id="1" w:author="株式会社WineBank" w:date="2026-10-19T08:53:06Z" w:initials="WB">
     <w:p>
       <w:r>
         <w:rPr>
@@ -8412,7 +8185,7 @@
       </w:r>
     </w:p>
   </w:comment>
-  <w:comment w:id="2" w:author="株式会社WineBank" w:date="2026-10-19T08:34:10Z" w:initials="WB">
+  <w:comment w:id="2" w:author="株式会社WineBank" w:date="2026-10-19T08:53:06Z" w:initials="WB">
     <w:p>
       <w:r>
         <w:rPr>
@@ -8430,7 +8203,7 @@
       </w:r>
     </w:p>
   </w:comment>
-  <w:comment w:id="3" w:author="株式会社WineBank" w:date="2026-10-19T08:34:10Z" w:initials="WB">
+  <w:comment w:id="3" w:author="株式会社WineBank" w:date="2026-10-19T08:53:07Z" w:initials="WB">
     <w:p>
       <w:r>
         <w:rPr>
@@ -8448,7 +8221,7 @@
       </w:r>
     </w:p>
   </w:comment>
-  <w:comment w:id="4" w:author="株式会社WineBank" w:date="2026-10-19T08:34:10Z" w:initials="WB">
+  <w:comment w:id="4" w:author="株式会社WineBank" w:date="2026-10-19T08:53:07Z" w:initials="WB">
     <w:p>
       <w:r>
         <w:rPr>
@@ -8466,7 +8239,7 @@
       </w:r>
     </w:p>
   </w:comment>
-  <w:comment w:id="5" w:author="株式会社WineBank" w:date="2026-10-19T08:34:11Z" w:initials="WB">
+  <w:comment w:id="5" w:author="株式会社WineBank" w:date="2026-10-19T08:53:07Z" w:initials="WB">
     <w:p>
       <w:r>
         <w:rPr>
@@ -8484,7 +8257,7 @@
       </w:r>
     </w:p>
   </w:comment>
-  <w:comment w:id="6" w:author="株式会社WineBank" w:date="2026-10-19T08:34:11Z" w:initials="WB">
+  <w:comment w:id="6" w:author="株式会社WineBank" w:date="2026-10-19T08:53:07Z" w:initials="WB">
     <w:p>
       <w:r>
         <w:rPr>
@@ -8502,7 +8275,7 @@
       </w:r>
     </w:p>
   </w:comment>
-  <w:comment w:id="7" w:author="株式会社WineBank" w:date="2026-10-19T08:34:11Z" w:initials="WB">
+  <w:comment w:id="7" w:author="株式会社WineBank" w:date="2026-10-19T08:53:07Z" w:initials="WB">
     <w:p>
       <w:r>
         <w:rPr>
@@ -8520,7 +8293,7 @@
       </w:r>
     </w:p>
   </w:comment>
-  <w:comment w:id="8" w:author="株式会社WineBank" w:date="2026-10-19T08:34:11Z" w:initials="WB">
+  <w:comment w:id="8" w:author="株式会社WineBank" w:date="2026-10-19T08:53:07Z" w:initials="WB">
     <w:p>
       <w:r>
         <w:rPr>
@@ -8538,7 +8311,7 @@
       </w:r>
     </w:p>
   </w:comment>
-  <w:comment w:id="9" w:author="株式会社WineBank" w:date="2026-10-19T08:34:11Z" w:initials="WB">
+  <w:comment w:id="9" w:author="株式会社WineBank" w:date="2026-10-19T08:53:07Z" w:initials="WB">
     <w:p>
       <w:r>
         <w:rPr>
@@ -8556,7 +8329,7 @@
       </w:r>
     </w:p>
   </w:comment>
-  <w:comment w:id="10" w:author="株式会社WineBank" w:date="2026-10-19T08:34:11Z" w:initials="WB">
+  <w:comment w:id="10" w:author="株式会社WineBank" w:date="2026-10-19T08:53:07Z" w:initials="WB">
     <w:p>
       <w:r>
         <w:rPr>
@@ -8574,7 +8347,7 @@
       </w:r>
     </w:p>
   </w:comment>
-  <w:comment w:id="11" w:author="株式会社WineBank" w:date="2026-10-19T08:34:11Z" w:initials="WB">
+  <w:comment w:id="11" w:author="株式会社WineBank" w:date="2026-10-19T08:53:07Z" w:initials="WB">
     <w:p>
       <w:r>
         <w:rPr>
@@ -8592,7 +8365,7 @@
       </w:r>
     </w:p>
   </w:comment>
-  <w:comment w:id="12" w:author="株式会社WineBank" w:date="2026-10-19T08:34:11Z" w:initials="WB">
+  <w:comment w:id="12" w:author="株式会社WineBank" w:date="2026-10-19T08:53:07Z" w:initials="WB">
     <w:p>
       <w:r>
         <w:rPr>
@@ -8606,11 +8379,11 @@
           <w:sz w:val="20"/>
           <w:szCs w:val="20"/>
         </w:rPr>
-        <w:t xml:space="preserve">【投資家元本の優先・当社出資の劣後】半期末ごとに直近12ヶ月の売上を判定し、ファーストクローズ（2026年12月1日）分は2028年9月30日以後3億円、セカンドクローズ（2027年6月1日）後は2029年3月31日以後6億円を下回った場合に仕入を止め、売却代金を半期ごとに投資家元本→当社元本→残余（当初出資比率40:60）の順に分配します。年3億円の売上でも投資家元本は1stで約12ヶ月、2ndで約18ヶ月で回収できる試算です。最終の分配も同じ順序とし、全期間で損失が出た場合は当社出資分が先に負担します（第3項）。利回りの優先は設けず、利益は常に出資比率どおりです。保証ではありません（第4項）。</w:t>
+        <w:t xml:space="preserve">解約に備えて再購入を止めると在庫が預金に置き換わるため、想定売却額に預金を含め、解約する出資者の評価が下がらないようにしました。</w:t>
       </w:r>
     </w:p>
   </w:comment>
-  <w:comment w:id="13" w:author="株式会社WineBank" w:date="2026-10-19T08:34:11Z" w:initials="WB">
+  <w:comment w:id="13" w:author="株式会社WineBank" w:date="2026-10-19T08:53:07Z" w:initials="WB">
     <w:p>
       <w:r>
         <w:rPr>
@@ -8628,7 +8401,7 @@
       </w:r>
     </w:p>
   </w:comment>
-  <w:comment w:id="14" w:author="株式会社WineBank" w:date="2026-10-19T08:34:11Z" w:initials="WB">
+  <w:comment w:id="14" w:author="株式会社WineBank" w:date="2026-10-19T08:53:08Z" w:initials="WB">
     <w:p>
       <w:r>
         <w:rPr>
@@ -8651,61 +8424,61 @@
 
 <file path=word/commentsExtended.xml><?xml version="1.0" encoding="utf-8"?>
 <w15:commentsEx xmlns:wpc="http://schemas.microsoft.com/office/word/2010/wordprocessingCanvas" xmlns:cx="http://schemas.microsoft.com/office/drawing/2014/chartex" xmlns:cx1="http://schemas.microsoft.com/office/drawing/2015/9/8/chartex" xmlns:cx2="http://schemas.microsoft.com/office/drawing/2015/10/21/chartex" xmlns:cx3="http://schemas.microsoft.com/office/drawing/2016/5/9/chartex" xmlns:cx4="http://schemas.microsoft.com/office/drawing/2016/5/10/chartex" xmlns:cx5="http://schemas.microsoft.com/office/drawing/2016/5/11/chartex" xmlns:cx6="http://schemas.microsoft.com/office/drawing/2016/5/12/chartex" xmlns:cx7="http://schemas.microsoft.com/office/drawing/2016/5/13/chartex" xmlns:cx8="http://schemas.microsoft.com/office/drawing/2016/5/14/chartex" xmlns:mc="http://schemas.openxmlformats.org/markup-compatibility/2006" xmlns:aink="http://schemas.microsoft.com/office/drawing/2016/ink" xmlns:am3d="http://schemas.microsoft.com/office/drawing/2017/model3d" xmlns:o="urn:schemas-microsoft-com:office:office" xmlns:oel="http://schemas.microsoft.com/office/2019/extlst" xmlns:r="http://schemas.openxmlformats.org/officeDocument/2006/relationships" xmlns:m="http://schemas.openxmlformats.org/officeDocument/2006/math" xmlns:v="urn:schemas-microsoft-com:vml" xmlns:wp14="http://schemas.microsoft.com/office/word/2010/wordprocessingDrawing" xmlns:wp="http://schemas.openxmlformats.org/drawingml/2006/wordprocessingDrawing" xmlns:w10="urn:schemas-microsoft-com:office:word" xmlns:w="http://schemas.openxmlformats.org/wordprocessingml/2006/main" xmlns:w14="http://schemas.microsoft.com/office/word/2010/wordml" xmlns:w15="http://schemas.microsoft.com/office/word/2012/wordml" xmlns:w16cex="http://schemas.microsoft.com/office/word/2018/wordml/cex" xmlns:w16cid="http://schemas.microsoft.com/office/word/2016/wordml/cid" xmlns:w16="http://schemas.microsoft.com/office/word/2018/wordml" xmlns:w16du="http://schemas.microsoft.com/office/word/2023/wordml/word16du" xmlns:w16sdtdh="http://schemas.microsoft.com/office/word/2020/wordml/sdtdatahash" xmlns:w16sdtfl="http://schemas.microsoft.com/office/word/2024/wordml/sdtformatlock" xmlns:w16se="http://schemas.microsoft.com/office/word/2015/wordml/symex" xmlns:wpg="http://schemas.microsoft.com/office/word/2010/wordprocessingGroup" xmlns:wpi="http://schemas.microsoft.com/office/word/2010/wordprocessingInk" xmlns:wne="http://schemas.microsoft.com/office/word/2006/wordml" xmlns:wps="http://schemas.microsoft.com/office/word/2010/wordprocessingShape" mc:Ignorable="w14 w15 w16se w16cid w16 w16cex w16sdtdh w16sdtfl w16du wp14">
-  <w15:commentEx w15:paraId="3E17ADA9" w15:done="0"/>
-  <w15:commentEx w15:paraId="3345A1B5" w15:done="0"/>
-  <w15:commentEx w15:paraId="5195F7AD" w15:done="0"/>
-  <w15:commentEx w15:paraId="582F05F8" w15:done="0"/>
-  <w15:commentEx w15:paraId="1F2D17B3" w15:done="0"/>
-  <w15:commentEx w15:paraId="0914E579" w15:done="0"/>
-  <w15:commentEx w15:paraId="6CFD447F" w15:done="0"/>
-  <w15:commentEx w15:paraId="5D18E5AC" w15:done="0"/>
-  <w15:commentEx w15:paraId="57FEFDC8" w15:done="0"/>
-  <w15:commentEx w15:paraId="65513B78" w15:done="0"/>
-  <w15:commentEx w15:paraId="0B09E6DB" w15:done="0"/>
-  <w15:commentEx w15:paraId="68748670" w15:done="0"/>
-  <w15:commentEx w15:paraId="05BDCD21" w15:done="0"/>
-  <w15:commentEx w15:paraId="3706B417" w15:done="0"/>
-  <w15:commentEx w15:paraId="6B329777" w15:done="0"/>
+  <w15:commentEx w15:paraId="161D4FEB" w15:done="0"/>
+  <w15:commentEx w15:paraId="79B850F6" w15:done="0"/>
+  <w15:commentEx w15:paraId="7FCEFBE3" w15:done="0"/>
+  <w15:commentEx w15:paraId="5C55E6E9" w15:done="0"/>
+  <w15:commentEx w15:paraId="564BDF07" w15:done="0"/>
+  <w15:commentEx w15:paraId="5712D0FA" w15:done="0"/>
+  <w15:commentEx w15:paraId="7D3B4BCB" w15:done="0"/>
+  <w15:commentEx w15:paraId="23B437CF" w15:done="0"/>
+  <w15:commentEx w15:paraId="49B5E092" w15:done="0"/>
+  <w15:commentEx w15:paraId="60235515" w15:done="0"/>
+  <w15:commentEx w15:paraId="13BA032D" w15:done="0"/>
+  <w15:commentEx w15:paraId="2C05F237" w15:done="0"/>
+  <w15:commentEx w15:paraId="0EE66A98" w15:done="0"/>
+  <w15:commentEx w15:paraId="3005C893" w15:done="0"/>
+  <w15:commentEx w15:paraId="79AD76B2" w15:done="0"/>
 </w15:commentsEx>
 </file>
 
 <file path=word/commentsExtensible.xml><?xml version="1.0" encoding="utf-8"?>
 <w16cex:commentsExtensible xmlns:wpc="http://schemas.microsoft.com/office/word/2010/wordprocessingCanvas" xmlns:cx="http://schemas.microsoft.com/office/drawing/2014/chartex" xmlns:cx1="http://schemas.microsoft.com/office/drawing/2015/9/8/chartex" xmlns:cx2="http://schemas.microsoft.com/office/drawing/2015/10/21/chartex" xmlns:cx3="http://schemas.microsoft.com/office/drawing/2016/5/9/chartex" xmlns:cx4="http://schemas.microsoft.com/office/drawing/2016/5/10/chartex" xmlns:cx5="http://schemas.microsoft.com/office/drawing/2016/5/11/chartex" xmlns:cx6="http://schemas.microsoft.com/office/drawing/2016/5/12/chartex" xmlns:cx7="http://schemas.microsoft.com/office/drawing/2016/5/13/chartex" xmlns:cx8="http://schemas.microsoft.com/office/drawing/2016/5/14/chartex" xmlns:cr="http://schemas.microsoft.com/office/comments/2020/reactions" xmlns:mc="http://schemas.openxmlformats.org/markup-compatibility/2006" xmlns:aink="http://schemas.microsoft.com/office/drawing/2016/ink" xmlns:am3d="http://schemas.microsoft.com/office/drawing/2017/model3d" xmlns:o="urn:schemas-microsoft-com:office:office" xmlns:oel="http://schemas.microsoft.com/office/2019/extlst" xmlns:r="http://schemas.openxmlformats.org/officeDocument/2006/relationships" xmlns:m="http://schemas.openxmlformats.org/officeDocument/2006/math" xmlns:v="urn:schemas-microsoft-com:vml" xmlns:wp14="http://schemas.microsoft.com/office/word/2010/wordprocessingDrawing" xmlns:wp="http://schemas.openxmlformats.org/drawingml/2006/wordprocessingDrawing" xmlns:w10="urn:schemas-microsoft-com:office:word" xmlns:w="http://schemas.openxmlformats.org/wordprocessingml/2006/main" xmlns:w14="http://schemas.microsoft.com/office/word/2010/wordml" xmlns:w15="http://schemas.microsoft.com/office/word/2012/wordml" xmlns:w16cex="http://schemas.microsoft.com/office/word/2018/wordml/cex" xmlns:w16cid="http://schemas.microsoft.com/office/word/2016/wordml/cid" xmlns:w16="http://schemas.microsoft.com/office/word/2018/wordml" xmlns:w16du="http://schemas.microsoft.com/office/word/2023/wordml/word16du" xmlns:w16sdtdh="http://schemas.microsoft.com/office/word/2020/wordml/sdtdatahash" xmlns:w16sdtfl="http://schemas.microsoft.com/office/word/2024/wordml/sdtformatlock" xmlns:w16se="http://schemas.microsoft.com/office/word/2015/wordml/symex" xmlns:wpg="http://schemas.microsoft.com/office/word/2010/wordprocessingGroup" xmlns:wpi="http://schemas.microsoft.com/office/word/2010/wordprocessingInk" xmlns:wne="http://schemas.microsoft.com/office/word/2006/wordml" xmlns:wps="http://schemas.microsoft.com/office/word/2010/wordprocessingShape" mc:Ignorable="w14 w15 w16se w16cid w16 w16cex w16sdtdh w16sdtfl cr w16du wp14">
-  <w16cex:commentExtensible w16cex:durableId="00FA2695" w16cex:dateUtc="2026-10-19T08:34:10Z"/>
-  <w16cex:commentExtensible w16cex:durableId="4E362B65" w16cex:dateUtc="2026-10-19T08:34:10Z"/>
-  <w16cex:commentExtensible w16cex:durableId="78D3EE42" w16cex:dateUtc="2026-10-19T08:34:10Z"/>
-  <w16cex:commentExtensible w16cex:durableId="0B5B340C" w16cex:dateUtc="2026-10-19T08:34:10Z"/>
-  <w16cex:commentExtensible w16cex:durableId="5720FF0C" w16cex:dateUtc="2026-10-19T08:34:10Z"/>
-  <w16cex:commentExtensible w16cex:durableId="7BDA342D" w16cex:dateUtc="2026-10-19T08:34:11Z"/>
-  <w16cex:commentExtensible w16cex:durableId="1416A639" w16cex:dateUtc="2026-10-19T08:34:11Z"/>
-  <w16cex:commentExtensible w16cex:durableId="3FD7B32A" w16cex:dateUtc="2026-10-19T08:34:11Z"/>
-  <w16cex:commentExtensible w16cex:durableId="536D705F" w16cex:dateUtc="2026-10-19T08:34:11Z"/>
-  <w16cex:commentExtensible w16cex:durableId="1D139022" w16cex:dateUtc="2026-10-19T08:34:11Z"/>
-  <w16cex:commentExtensible w16cex:durableId="65235CDB" w16cex:dateUtc="2026-10-19T08:34:11Z"/>
-  <w16cex:commentExtensible w16cex:durableId="3B9198AB" w16cex:dateUtc="2026-10-19T08:34:11Z"/>
-  <w16cex:commentExtensible w16cex:durableId="6AC62120" w16cex:dateUtc="2026-10-19T08:34:11Z"/>
-  <w16cex:commentExtensible w16cex:durableId="718E342E" w16cex:dateUtc="2026-10-19T08:34:11Z"/>
-  <w16cex:commentExtensible w16cex:durableId="26712D80" w16cex:dateUtc="2026-10-19T08:34:11Z"/>
+  <w16cex:commentExtensible w16cex:durableId="69D025EC" w16cex:dateUtc="2026-10-19T08:53:06Z"/>
+  <w16cex:commentExtensible w16cex:durableId="201AEF2C" w16cex:dateUtc="2026-10-19T08:53:06Z"/>
+  <w16cex:commentExtensible w16cex:durableId="00339CDF" w16cex:dateUtc="2026-10-19T08:53:06Z"/>
+  <w16cex:commentExtensible w16cex:durableId="4A5996A4" w16cex:dateUtc="2026-10-19T08:53:07Z"/>
+  <w16cex:commentExtensible w16cex:durableId="3E1833B4" w16cex:dateUtc="2026-10-19T08:53:07Z"/>
+  <w16cex:commentExtensible w16cex:durableId="3CD8A7CC" w16cex:dateUtc="2026-10-19T08:53:07Z"/>
+  <w16cex:commentExtensible w16cex:durableId="226F8728" w16cex:dateUtc="2026-10-19T08:53:07Z"/>
+  <w16cex:commentExtensible w16cex:durableId="79EF57E5" w16cex:dateUtc="2026-10-19T08:53:07Z"/>
+  <w16cex:commentExtensible w16cex:durableId="076BD733" w16cex:dateUtc="2026-10-19T08:53:07Z"/>
+  <w16cex:commentExtensible w16cex:durableId="2E25737A" w16cex:dateUtc="2026-10-19T08:53:07Z"/>
+  <w16cex:commentExtensible w16cex:durableId="6398824B" w16cex:dateUtc="2026-10-19T08:53:07Z"/>
+  <w16cex:commentExtensible w16cex:durableId="01E4417B" w16cex:dateUtc="2026-10-19T08:53:07Z"/>
+  <w16cex:commentExtensible w16cex:durableId="02DC48B9" w16cex:dateUtc="2026-10-19T08:53:07Z"/>
+  <w16cex:commentExtensible w16cex:durableId="4EFA71FF" w16cex:dateUtc="2026-10-19T08:53:07Z"/>
+  <w16cex:commentExtensible w16cex:durableId="1F44F102" w16cex:dateUtc="2026-10-19T08:53:08Z"/>
 </w16cex:commentsExtensible>
 </file>
 
 <file path=word/commentsIds.xml><?xml version="1.0" encoding="utf-8"?>
 <w16cid:commentsIds xmlns:wpc="http://schemas.microsoft.com/office/word/2010/wordprocessingCanvas" xmlns:cx="http://schemas.microsoft.com/office/drawing/2014/chartex" xmlns:cx1="http://schemas.microsoft.com/office/drawing/2015/9/8/chartex" xmlns:cx2="http://schemas.microsoft.com/office/drawing/2015/10/21/chartex" xmlns:cx3="http://schemas.microsoft.com/office/drawing/2016/5/9/chartex" xmlns:cx4="http://schemas.microsoft.com/office/drawing/2016/5/10/chartex" xmlns:cx5="http://schemas.microsoft.com/office/drawing/2016/5/11/chartex" xmlns:cx6="http://schemas.microsoft.com/office/drawing/2016/5/12/chartex" xmlns:cx7="http://schemas.microsoft.com/office/drawing/2016/5/13/chartex" xmlns:cx8="http://schemas.microsoft.com/office/drawing/2016/5/14/chartex" xmlns:mc="http://schemas.openxmlformats.org/markup-compatibility/2006" xmlns:aink="http://schemas.microsoft.com/office/drawing/2016/ink" xmlns:am3d="http://schemas.microsoft.com/office/drawing/2017/model3d" xmlns:o="urn:schemas-microsoft-com:office:office" xmlns:oel="http://schemas.microsoft.com/office/2019/extlst" xmlns:r="http://schemas.openxmlformats.org/officeDocument/2006/relationships" xmlns:m="http://schemas.openxmlformats.org/officeDocument/2006/math" xmlns:v="urn:schemas-microsoft-com:vml" xmlns:wp14="http://schemas.microsoft.com/office/word/2010/wordprocessingDrawing" xmlns:wp="http://schemas.openxmlformats.org/drawingml/2006/wordprocessingDrawing" xmlns:w10="urn:schemas-microsoft-com:office:word" xmlns:w="http://schemas.openxmlformats.org/wordprocessingml/2006/main" xmlns:w14="http://schemas.microsoft.com/office/word/2010/wordml" xmlns:w15="http://schemas.microsoft.com/office/word/2012/wordml" xmlns:w16cex="http://schemas.microsoft.com/office/word/2018/wordml/cex" xmlns:w16cid="http://schemas.microsoft.com/office/word/2016/wordml/cid" xmlns:w16="http://schemas.microsoft.com/office/word/2018/wordml" xmlns:w16du="http://schemas.microsoft.com/office/word/2023/wordml/word16du" xmlns:w16sdtdh="http://schemas.microsoft.com/office/word/2020/wordml/sdtdatahash" xmlns:w16sdtfl="http://schemas.microsoft.com/office/word/2024/wordml/sdtformatlock" xmlns:w16se="http://schemas.microsoft.com/office/word/2015/wordml/symex" xmlns:wpg="http://schemas.microsoft.com/office/word/2010/wordprocessingGroup" xmlns:wpi="http://schemas.microsoft.com/office/word/2010/wordprocessingInk" xmlns:wne="http://schemas.microsoft.com/office/word/2006/wordml" xmlns:wps="http://schemas.microsoft.com/office/word/2010/wordprocessingShape" mc:Ignorable="w14 w15 w16se w16cid w16 w16cex w16sdtdh w16sdtfl w16du wp14">
-  <w16cid:commentId w16cid:paraId="3E17ADA9" w16cid:durableId="00FA2695"/>
-  <w16cid:commentId w16cid:paraId="3345A1B5" w16cid:durableId="4E362B65"/>
-  <w16cid:commentId w16cid:paraId="5195F7AD" w16cid:durableId="78D3EE42"/>
-  <w16cid:commentId w16cid:paraId="582F05F8" w16cid:durableId="0B5B340C"/>
-  <w16cid:commentId w16cid:paraId="1F2D17B3" w16cid:durableId="5720FF0C"/>
-  <w16cid:commentId w16cid:paraId="0914E579" w16cid:durableId="7BDA342D"/>
-  <w16cid:commentId w16cid:paraId="6CFD447F" w16cid:durableId="1416A639"/>
-  <w16cid:commentId w16cid:paraId="5D18E5AC" w16cid:durableId="3FD7B32A"/>
-  <w16cid:commentId w16cid:paraId="57FEFDC8" w16cid:durableId="536D705F"/>
-  <w16cid:commentId w16cid:paraId="65513B78" w16cid:durableId="1D139022"/>
-  <w16cid:commentId w16cid:paraId="0B09E6DB" w16cid:durableId="65235CDB"/>
-  <w16cid:commentId w16cid:paraId="68748670" w16cid:durableId="3B9198AB"/>
-  <w16cid:commentId w16cid:paraId="05BDCD21" w16cid:durableId="6AC62120"/>
-  <w16cid:commentId w16cid:paraId="3706B417" w16cid:durableId="718E342E"/>
-  <w16cid:commentId w16cid:paraId="6B329777" w16cid:durableId="26712D80"/>
+  <w16cid:commentId w16cid:paraId="161D4FEB" w16cid:durableId="69D025EC"/>
+  <w16cid:commentId w16cid:paraId="79B850F6" w16cid:durableId="201AEF2C"/>
+  <w16cid:commentId w16cid:paraId="7FCEFBE3" w16cid:durableId="00339CDF"/>
+  <w16cid:commentId w16cid:paraId="5C55E6E9" w16cid:durableId="4A5996A4"/>
+  <w16cid:commentId w16cid:paraId="564BDF07" w16cid:durableId="3E1833B4"/>
+  <w16cid:commentId w16cid:paraId="5712D0FA" w16cid:durableId="3CD8A7CC"/>
+  <w16cid:commentId w16cid:paraId="7D3B4BCB" w16cid:durableId="226F8728"/>
+  <w16cid:commentId w16cid:paraId="23B437CF" w16cid:durableId="79EF57E5"/>
+  <w16cid:commentId w16cid:paraId="49B5E092" w16cid:durableId="076BD733"/>
+  <w16cid:commentId w16cid:paraId="60235515" w16cid:durableId="2E25737A"/>
+  <w16cid:commentId w16cid:paraId="13BA032D" w16cid:durableId="6398824B"/>
+  <w16cid:commentId w16cid:paraId="2C05F237" w16cid:durableId="01E4417B"/>
+  <w16cid:commentId w16cid:paraId="0EE66A98" w16cid:durableId="02DC48B9"/>
+  <w16cid:commentId w16cid:paraId="3005C893" w16cid:durableId="4EFA71FF"/>
+  <w16cid:commentId w16cid:paraId="79AD76B2" w16cid:durableId="1F44F102"/>
 </w16cid:commentsIds>
 </file>
 
